--- a/fuentes/12310170_CF01_DU.docx
+++ b/fuentes/12310170_CF01_DU.docx
@@ -1,6 +1,6 @@
 
 <file path=word/document.xml><?xml version="1.0" encoding="utf-8"?>
-<w:document xmlns:wpc="http://schemas.microsoft.com/office/word/2010/wordprocessingCanvas" xmlns:cx="http://schemas.microsoft.com/office/drawing/2014/chartex" xmlns:cx1="http://schemas.microsoft.com/office/drawing/2015/9/8/chartex" xmlns:cx2="http://schemas.microsoft.com/office/drawing/2015/10/21/chartex" xmlns:cx3="http://schemas.microsoft.com/office/drawing/2016/5/9/chartex" xmlns:cx4="http://schemas.microsoft.com/office/drawing/2016/5/10/chartex" xmlns:cx5="http://schemas.microsoft.com/office/drawing/2016/5/11/chartex" xmlns:cx6="http://schemas.microsoft.com/office/drawing/2016/5/12/chartex" xmlns:cx7="http://schemas.microsoft.com/office/drawing/2016/5/13/chartex" xmlns:cx8="http://schemas.microsoft.com/office/drawing/2016/5/14/chartex" xmlns:mc="http://schemas.openxmlformats.org/markup-compatibility/2006" xmlns:aink="http://schemas.microsoft.com/office/drawing/2016/ink" xmlns:am3d="http://schemas.microsoft.com/office/drawing/2017/model3d" xmlns:o="urn:schemas-microsoft-com:office:office" xmlns:oel="http://schemas.microsoft.com/office/2019/extlst" xmlns:r="http://schemas.openxmlformats.org/officeDocument/2006/relationships" xmlns:m="http://schemas.openxmlformats.org/officeDocument/2006/math" xmlns:v="urn:schemas-microsoft-com:vml" xmlns:wp14="http://schemas.microsoft.com/office/word/2010/wordprocessingDrawing" xmlns:wp="http://schemas.openxmlformats.org/drawingml/2006/wordprocessingDrawing" xmlns:w10="urn:schemas-microsoft-com:office:word" xmlns:w="http://schemas.openxmlformats.org/wordprocessingml/2006/main" xmlns:w14="http://schemas.microsoft.com/office/word/2010/wordml" xmlns:w15="http://schemas.microsoft.com/office/word/2012/wordml" xmlns:w16cex="http://schemas.microsoft.com/office/word/2018/wordml/cex" xmlns:w16cid="http://schemas.microsoft.com/office/word/2016/wordml/cid" xmlns:w16="http://schemas.microsoft.com/office/word/2018/wordml" xmlns:w16du="http://schemas.microsoft.com/office/word/2023/wordml/word16du" xmlns:w16sdtdh="http://schemas.microsoft.com/office/word/2020/wordml/sdtdatahash" xmlns:w16sdtfl="http://schemas.microsoft.com/office/word/2024/wordml/sdtformatlock" xmlns:w16se="http://schemas.microsoft.com/office/word/2015/wordml/symex" xmlns:wpg="http://schemas.microsoft.com/office/word/2010/wordprocessingGroup" xmlns:wpi="http://schemas.microsoft.com/office/word/2010/wordprocessingInk" xmlns:wne="http://schemas.microsoft.com/office/word/2006/wordml" xmlns:wps="http://schemas.microsoft.com/office/word/2010/wordprocessingShape" mc:Ignorable="w14 w15 w16se w16cid w16 w16cex w16sdtdh w16sdtfl w16du wp14">
+<w:document xmlns:wpc="http://schemas.microsoft.com/office/word/2010/wordprocessingCanvas" xmlns:cx="http://schemas.microsoft.com/office/drawing/2014/chartex" xmlns:cx1="http://schemas.microsoft.com/office/drawing/2015/9/8/chartex" xmlns:cx2="http://schemas.microsoft.com/office/drawing/2015/10/21/chartex" xmlns:cx3="http://schemas.microsoft.com/office/drawing/2016/5/9/chartex" xmlns:cx4="http://schemas.microsoft.com/office/drawing/2016/5/10/chartex" xmlns:cx5="http://schemas.microsoft.com/office/drawing/2016/5/11/chartex" xmlns:cx6="http://schemas.microsoft.com/office/drawing/2016/5/12/chartex" xmlns:cx7="http://schemas.microsoft.com/office/drawing/2016/5/13/chartex" xmlns:cx8="http://schemas.microsoft.com/office/drawing/2016/5/14/chartex" xmlns:mc="http://schemas.openxmlformats.org/markup-compatibility/2006" xmlns:aink="http://schemas.microsoft.com/office/drawing/2016/ink" xmlns:am3d="http://schemas.microsoft.com/office/drawing/2017/model3d" xmlns:o="urn:schemas-microsoft-com:office:office" xmlns:r="http://schemas.openxmlformats.org/officeDocument/2006/relationships" xmlns:m="http://schemas.openxmlformats.org/officeDocument/2006/math" xmlns:v="urn:schemas-microsoft-com:vml" xmlns:wp14="http://schemas.microsoft.com/office/word/2010/wordprocessingDrawing" xmlns:wp="http://schemas.openxmlformats.org/drawingml/2006/wordprocessingDrawing" xmlns:w10="urn:schemas-microsoft-com:office:word" xmlns:w="http://schemas.openxmlformats.org/wordprocessingml/2006/main" xmlns:w14="http://schemas.microsoft.com/office/word/2010/wordml" xmlns:w15="http://schemas.microsoft.com/office/word/2012/wordml" xmlns:w16cex="http://schemas.microsoft.com/office/word/2018/wordml/cex" xmlns:w16cid="http://schemas.microsoft.com/office/word/2016/wordml/cid" xmlns:w16="http://schemas.microsoft.com/office/word/2018/wordml" xmlns:w16sdtdh="http://schemas.microsoft.com/office/word/2020/wordml/sdtdatahash" xmlns:w16se="http://schemas.microsoft.com/office/word/2015/wordml/symex" xmlns:wpg="http://schemas.microsoft.com/office/word/2010/wordprocessingGroup" xmlns:wpi="http://schemas.microsoft.com/office/word/2010/wordprocessingInk" xmlns:wne="http://schemas.microsoft.com/office/word/2006/wordml" xmlns:wps="http://schemas.microsoft.com/office/word/2010/wordprocessingShape" mc:Ignorable="w14 w15 w16se w16cid w16 w16cex w16sdtdh wp14">
   <w:body>
     <w:p>
       <w:pPr>
@@ -205,7 +205,7 @@
               </wp:anchor>
             </w:drawing>
           </mc:Choice>
-          <mc:Fallback>
+          <mc:Fallback xmlns:w16sdtfl="http://schemas.microsoft.com/office/word/2024/wordml/sdtformatlock" xmlns:w16du="http://schemas.microsoft.com/office/word/2023/wordml/word16du" xmlns:oel="http://schemas.microsoft.com/office/2019/extlst">
             <w:pict>
               <v:rect w14:anchorId="4C256C62" id="Rectángulo 3" o:spid="_x0000_s1026" alt="&quot;&quot;" style="position:absolute;margin-left:-55.95pt;margin-top:26.4pt;width:613.85pt;height:164.25pt;z-index:-251655168;visibility:visible;mso-wrap-style:square;mso-height-percent:0;mso-wrap-distance-left:9pt;mso-wrap-distance-top:0;mso-wrap-distance-right:9pt;mso-wrap-distance-bottom:0;mso-position-horizontal:absolute;mso-position-horizontal-relative:text;mso-position-vertical:absolute;mso-position-vertical-relative:text;mso-height-percent:0;mso-height-relative:margin;v-text-anchor:middle" o:gfxdata="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" fillcolor="#00314d" stroked="f" strokeweight="1pt"/>
             </w:pict>
@@ -318,7 +318,7 @@
                 <v:stroke joinstyle="miter"/>
                 <v:path gradientshapeok="t" o:connecttype="rect"/>
               </v:shapetype>
-              <v:shape id="Cuadro de texto 2" o:spid="_x0000_s1026" type="#_x0000_t202" alt="&quot;&quot;" style="position:absolute;left:0;text-align:left;margin-left:-25.2pt;margin-top:21.9pt;width:549pt;height:102.95pt;z-index:251663360;visibility:visible;mso-wrap-style:square;mso-width-percent:0;mso-height-percent:0;mso-wrap-distance-left:9pt;mso-wrap-distance-top:3.6pt;mso-wrap-distance-right:9pt;mso-wrap-distance-bottom:3.6pt;mso-position-horizontal:absolute;mso-position-horizontal-relative:margin;mso-position-vertical:absolute;mso-position-vertical-relative:text;mso-width-percent:0;mso-height-percent:0;mso-width-relative:margin;mso-height-relative:margin;v-text-anchor:top" o:gfxdata="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" filled="f" stroked="f">
+              <v:shape id="Cuadro de texto 2" o:spid="_x0000_s1026" type="#_x0000_t202" alt="&quot;&quot;" style="position:absolute;left:0;text-align:left;margin-left:-25.2pt;margin-top:21.9pt;width:549pt;height:102.95pt;z-index:251663360;visibility:visible;mso-wrap-style:square;mso-width-percent:0;mso-height-percent:0;mso-wrap-distance-left:9pt;mso-wrap-distance-top:3.6pt;mso-wrap-distance-right:9pt;mso-wrap-distance-bottom:3.6pt;mso-position-horizontal:absolute;mso-position-horizontal-relative:margin;mso-position-vertical:absolute;mso-position-vertical-relative:text;mso-width-percent:0;mso-height-percent:0;mso-width-relative:margin;mso-height-relative:margin;v-text-anchor:top" o:gfxdata="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" filled="f" stroked="f">
                 <v:textbox>
                   <w:txbxContent>
                     <w:p>
@@ -1912,7 +1912,7 @@
                 <w:noProof/>
                 <w:webHidden/>
               </w:rPr>
-              <w:t>38</w:t>
+              <w:t>39</w:t>
             </w:r>
             <w:r>
               <w:rPr>
@@ -4655,6 +4655,7 @@
               <w:pStyle w:val="Ttulo5"/>
               <w:spacing w:before="0"/>
               <w:textAlignment w:val="baseline"/>
+              <w:outlineLvl w:val="4"/>
               <w:rPr>
                 <w:b w:val="0"/>
                 <w:bCs/>
@@ -7584,6 +7585,13 @@
           <w:lang w:val="es-419" w:eastAsia="es-CO"/>
         </w:rPr>
       </w:pPr>
+      <w:r>
+        <w:rPr>
+          <w:lang w:val="es-419" w:eastAsia="es-CO"/>
+        </w:rPr>
+        <w:lastRenderedPageBreak/>
+        <w:t>Activo = Pasivo + Patrimonio</w:t>
+      </w:r>
     </w:p>
     <w:p>
       <w:pPr>
@@ -7598,7 +7606,7 @@
         <w:rPr>
           <w:lang w:val="es-419" w:eastAsia="es-CO"/>
         </w:rPr>
-        <w:t>Activo = Pasivo + Patrimonio</w:t>
+        <w:t>Para comprender este tema, se presenta el siguiente ejemplo:</w:t>
       </w:r>
     </w:p>
     <w:p>
@@ -7607,14 +7615,18 @@
           <w:tab w:val="left" w:pos="1215"/>
         </w:tabs>
         <w:rPr>
-          <w:lang w:val="es-419" w:eastAsia="es-CO"/>
-        </w:rPr>
-      </w:pPr>
-      <w:r>
-        <w:rPr>
-          <w:lang w:val="es-419" w:eastAsia="es-CO"/>
-        </w:rPr>
-        <w:t>Para comprender este tema, se presenta el siguiente ejemplo:</w:t>
+          <w:b/>
+          <w:bCs/>
+          <w:lang w:val="es-419" w:eastAsia="es-CO"/>
+        </w:rPr>
+      </w:pPr>
+      <w:r>
+        <w:rPr>
+          <w:b/>
+          <w:bCs/>
+          <w:lang w:val="es-419" w:eastAsia="es-CO"/>
+        </w:rPr>
+        <w:t>Ejemplo:</w:t>
       </w:r>
     </w:p>
     <w:p>
@@ -7630,7 +7642,7 @@
         <w:rPr>
           <w:lang w:val="es-419" w:eastAsia="es-CO"/>
         </w:rPr>
-        <w:t>Ejemplo:</w:t>
+        <w:t>Una empresa tiene activos por $ 120.000.000 y pasivos por $ 45.000.000. Para determinar el patrimonio se aplica la ecuación:</w:t>
       </w:r>
     </w:p>
     <w:p>
@@ -7644,9 +7656,17 @@
       </w:pPr>
       <w:r>
         <w:rPr>
-          <w:lang w:val="es-419" w:eastAsia="es-CO"/>
-        </w:rPr>
-        <w:t>Una empresa tiene activos por $ 120.000.000 y pasivos por $ 45.000.000. Para determinar el patrimonio se aplica la ecuación:</w:t>
+          <w:b/>
+          <w:bCs/>
+          <w:lang w:val="es-419" w:eastAsia="es-CO"/>
+        </w:rPr>
+        <w:t>Patrimonio</w:t>
+      </w:r>
+      <w:r>
+        <w:rPr>
+          <w:lang w:val="es-419" w:eastAsia="es-CO"/>
+        </w:rPr>
+        <w:t xml:space="preserve"> = Activo – Pasivo</w:t>
       </w:r>
     </w:p>
     <w:p>
@@ -7660,9 +7680,17 @@
       </w:pPr>
       <w:r>
         <w:rPr>
-          <w:lang w:val="es-419" w:eastAsia="es-CO"/>
-        </w:rPr>
-        <w:t>Patrimonio = Activo – Pasivo</w:t>
+          <w:b/>
+          <w:bCs/>
+          <w:lang w:val="es-419" w:eastAsia="es-CO"/>
+        </w:rPr>
+        <w:t>Patrimonio</w:t>
+      </w:r>
+      <w:r>
+        <w:rPr>
+          <w:lang w:val="es-419" w:eastAsia="es-CO"/>
+        </w:rPr>
+        <w:t xml:space="preserve"> = $ 120.000.000 – $ 45.000.000</w:t>
       </w:r>
     </w:p>
     <w:p>
@@ -7676,25 +7704,17 @@
       </w:pPr>
       <w:r>
         <w:rPr>
-          <w:lang w:val="es-419" w:eastAsia="es-CO"/>
-        </w:rPr>
-        <w:t>Patrimonio = $ 120.000.000 – $ 45.000.000</w:t>
-      </w:r>
-    </w:p>
-    <w:p>
-      <w:pPr>
-        <w:tabs>
-          <w:tab w:val="left" w:pos="1215"/>
-        </w:tabs>
-        <w:rPr>
-          <w:lang w:val="es-419" w:eastAsia="es-CO"/>
-        </w:rPr>
-      </w:pPr>
-      <w:r>
-        <w:rPr>
-          <w:lang w:val="es-419" w:eastAsia="es-CO"/>
-        </w:rPr>
-        <w:t>Patrimonio = $ 75.000.000</w:t>
+          <w:b/>
+          <w:bCs/>
+          <w:lang w:val="es-419" w:eastAsia="es-CO"/>
+        </w:rPr>
+        <w:t>Patrimonio</w:t>
+      </w:r>
+      <w:r>
+        <w:rPr>
+          <w:lang w:val="es-419" w:eastAsia="es-CO"/>
+        </w:rPr>
+        <w:t xml:space="preserve"> = $ 75.000.000</w:t>
       </w:r>
     </w:p>
     <w:p>
@@ -8388,11 +8408,15 @@
     <w:p>
       <w:pPr>
         <w:rPr>
+          <w:b/>
+          <w:bCs/>
           <w:lang w:val="es-ES" w:eastAsia="es-CO"/>
         </w:rPr>
       </w:pPr>
       <w:r>
         <w:rPr>
+          <w:b/>
+          <w:bCs/>
           <w:lang w:val="es-ES" w:eastAsia="es-CO"/>
         </w:rPr>
         <w:lastRenderedPageBreak/>
@@ -8426,9 +8450,17 @@
       </w:pPr>
       <w:r>
         <w:rPr>
+          <w:b/>
+          <w:bCs/>
           <w:lang w:val="es-ES" w:eastAsia="es-CO"/>
         </w:rPr>
-        <w:t>Ventas: $ 30.000.000</w:t>
+        <w:t>Ventas</w:t>
+      </w:r>
+      <w:r>
+        <w:rPr>
+          <w:lang w:val="es-ES" w:eastAsia="es-CO"/>
+        </w:rPr>
+        <w:t>: $ 30.000.000</w:t>
       </w:r>
     </w:p>
     <w:p>
@@ -8445,9 +8477,17 @@
       </w:pPr>
       <w:r>
         <w:rPr>
+          <w:b/>
+          <w:bCs/>
           <w:lang w:val="es-ES" w:eastAsia="es-CO"/>
         </w:rPr>
-        <w:t>Costo de mercancía vendida: $ 18.000.000</w:t>
+        <w:t>Costo de mercancía vendida</w:t>
+      </w:r>
+      <w:r>
+        <w:rPr>
+          <w:lang w:val="es-ES" w:eastAsia="es-CO"/>
+        </w:rPr>
+        <w:t>: $ 18.000.000</w:t>
       </w:r>
     </w:p>
     <w:p>
@@ -8464,9 +8504,17 @@
       </w:pPr>
       <w:r>
         <w:rPr>
+          <w:b/>
+          <w:bCs/>
           <w:lang w:val="es-ES" w:eastAsia="es-CO"/>
         </w:rPr>
-        <w:t>Gastos administrativos: $ 4.000.000</w:t>
+        <w:t>Gastos administrativos</w:t>
+      </w:r>
+      <w:r>
+        <w:rPr>
+          <w:lang w:val="es-ES" w:eastAsia="es-CO"/>
+        </w:rPr>
+        <w:t>: $ 4.000.000</w:t>
       </w:r>
     </w:p>
     <w:p>
@@ -8483,9 +8531,17 @@
       </w:pPr>
       <w:r>
         <w:rPr>
+          <w:b/>
+          <w:bCs/>
           <w:lang w:val="es-ES" w:eastAsia="es-CO"/>
         </w:rPr>
-        <w:t>Gastos de ventas: $ 2.000.000</w:t>
+        <w:t>Gastos de ventas</w:t>
+      </w:r>
+      <w:r>
+        <w:rPr>
+          <w:lang w:val="es-ES" w:eastAsia="es-CO"/>
+        </w:rPr>
+        <w:t>: $ 2.000.000</w:t>
       </w:r>
     </w:p>
     <w:p>
@@ -8502,21 +8558,33 @@
       </w:pPr>
       <w:r>
         <w:rPr>
+          <w:b/>
+          <w:bCs/>
           <w:lang w:val="es-ES" w:eastAsia="es-CO"/>
         </w:rPr>
-        <w:t>Gastos financieros: $ 500.000</w:t>
-      </w:r>
-    </w:p>
-    <w:p>
-      <w:pPr>
+        <w:t>Gastos financieros</w:t>
+      </w:r>
+      <w:r>
         <w:rPr>
           <w:lang w:val="es-ES" w:eastAsia="es-CO"/>
         </w:rPr>
-      </w:pPr>
-      <w:r>
-        <w:rPr>
+        <w:t>: $ 500.000</w:t>
+      </w:r>
+    </w:p>
+    <w:p>
+      <w:pPr>
+        <w:rPr>
+          <w:b/>
+          <w:bCs/>
           <w:lang w:val="es-ES" w:eastAsia="es-CO"/>
         </w:rPr>
+      </w:pPr>
+      <w:r>
+        <w:rPr>
+          <w:b/>
+          <w:bCs/>
+          <w:lang w:val="es-ES" w:eastAsia="es-CO"/>
+        </w:rPr>
         <w:t>El resultado se calcula así:</w:t>
       </w:r>
     </w:p>
@@ -8528,35 +8596,59 @@
       </w:pPr>
       <w:r>
         <w:rPr>
+          <w:b/>
+          <w:bCs/>
           <w:lang w:val="es-ES" w:eastAsia="es-CO"/>
         </w:rPr>
-        <w:t>Resultado = Ingresos - Costos – Gastos</w:t>
-      </w:r>
-    </w:p>
-    <w:p>
-      <w:pPr>
+        <w:t>Resultado</w:t>
+      </w:r>
+      <w:r>
         <w:rPr>
           <w:lang w:val="es-ES" w:eastAsia="es-CO"/>
         </w:rPr>
-      </w:pPr>
-      <w:r>
+        <w:t xml:space="preserve"> = Ingresos - Costos – Gastos</w:t>
+      </w:r>
+    </w:p>
+    <w:p>
+      <w:pPr>
         <w:rPr>
           <w:lang w:val="es-ES" w:eastAsia="es-CO"/>
         </w:rPr>
-        <w:t>Resultado = $ 30.000.000 - $ 18.000.000 - $ 4.000.000 - $ 2.000.000 - $ 500.000</w:t>
-      </w:r>
-    </w:p>
-    <w:p>
-      <w:pPr>
-        <w:rPr>
+      </w:pPr>
+      <w:r>
+        <w:rPr>
+          <w:b/>
+          <w:bCs/>
           <w:lang w:val="es-ES" w:eastAsia="es-CO"/>
         </w:rPr>
-      </w:pPr>
+        <w:t>Resultado</w:t>
+      </w:r>
       <w:r>
         <w:rPr>
           <w:lang w:val="es-ES" w:eastAsia="es-CO"/>
         </w:rPr>
-        <w:t>Resultado = $ 5.500.000</w:t>
+        <w:t xml:space="preserve"> = $ 30.000.000 - $ 18.000.000 - $ 4.000.000 - $ 2.000.000 - $ 500.000</w:t>
+      </w:r>
+    </w:p>
+    <w:p>
+      <w:pPr>
+        <w:rPr>
+          <w:lang w:val="es-ES" w:eastAsia="es-CO"/>
+        </w:rPr>
+      </w:pPr>
+      <w:r>
+        <w:rPr>
+          <w:b/>
+          <w:bCs/>
+          <w:lang w:val="es-ES" w:eastAsia="es-CO"/>
+        </w:rPr>
+        <w:t>Resultado</w:t>
+      </w:r>
+      <w:r>
+        <w:rPr>
+          <w:lang w:val="es-ES" w:eastAsia="es-CO"/>
+        </w:rPr>
+        <w:t xml:space="preserve"> = $ 5.500.000</w:t>
       </w:r>
     </w:p>
     <w:p>
@@ -9413,9 +9505,17 @@
       </w:pPr>
       <w:r>
         <w:rPr>
-          <w:lang w:val="es-419" w:eastAsia="es-CO"/>
-        </w:rPr>
-        <w:t>Ejemplo:</w:t>
+          <w:b/>
+          <w:bCs/>
+          <w:lang w:val="es-419" w:eastAsia="es-CO"/>
+        </w:rPr>
+        <w:t>Ejemplo</w:t>
+      </w:r>
+      <w:r>
+        <w:rPr>
+          <w:lang w:val="es-419" w:eastAsia="es-CO"/>
+        </w:rPr>
+        <w:t>:</w:t>
       </w:r>
     </w:p>
     <w:p>
@@ -9445,9 +9545,17 @@
       </w:pPr>
       <w:r>
         <w:rPr>
-          <w:lang w:val="es-419" w:eastAsia="es-CO"/>
-        </w:rPr>
-        <w:t>Caja: $ 3.000.000</w:t>
+          <w:b/>
+          <w:bCs/>
+          <w:lang w:val="es-419" w:eastAsia="es-CO"/>
+        </w:rPr>
+        <w:t>Caja</w:t>
+      </w:r>
+      <w:r>
+        <w:rPr>
+          <w:lang w:val="es-419" w:eastAsia="es-CO"/>
+        </w:rPr>
+        <w:t>: $ 3.000.000</w:t>
       </w:r>
     </w:p>
     <w:p>
@@ -9464,9 +9572,17 @@
       </w:pPr>
       <w:r>
         <w:rPr>
-          <w:lang w:val="es-419" w:eastAsia="es-CO"/>
-        </w:rPr>
-        <w:t>Bancos: $ 12.000.000</w:t>
+          <w:b/>
+          <w:bCs/>
+          <w:lang w:val="es-419" w:eastAsia="es-CO"/>
+        </w:rPr>
+        <w:t>Bancos</w:t>
+      </w:r>
+      <w:r>
+        <w:rPr>
+          <w:lang w:val="es-419" w:eastAsia="es-CO"/>
+        </w:rPr>
+        <w:t>: $ 12.000.000</w:t>
       </w:r>
     </w:p>
     <w:p>
@@ -9483,9 +9599,17 @@
       </w:pPr>
       <w:r>
         <w:rPr>
-          <w:lang w:val="es-419" w:eastAsia="es-CO"/>
-        </w:rPr>
-        <w:t>Clientes: $ 20.000.000</w:t>
+          <w:b/>
+          <w:bCs/>
+          <w:lang w:val="es-419" w:eastAsia="es-CO"/>
+        </w:rPr>
+        <w:t>Clientes</w:t>
+      </w:r>
+      <w:r>
+        <w:rPr>
+          <w:lang w:val="es-419" w:eastAsia="es-CO"/>
+        </w:rPr>
+        <w:t>: $ 20.000.000</w:t>
       </w:r>
     </w:p>
     <w:p>
@@ -9502,9 +9626,17 @@
       </w:pPr>
       <w:r>
         <w:rPr>
-          <w:lang w:val="es-419" w:eastAsia="es-CO"/>
-        </w:rPr>
-        <w:t>Inventarios: $ 35.000.000</w:t>
+          <w:b/>
+          <w:bCs/>
+          <w:lang w:val="es-419" w:eastAsia="es-CO"/>
+        </w:rPr>
+        <w:t>Inventarios</w:t>
+      </w:r>
+      <w:r>
+        <w:rPr>
+          <w:lang w:val="es-419" w:eastAsia="es-CO"/>
+        </w:rPr>
+        <w:t>: $ 35.000.000</w:t>
       </w:r>
     </w:p>
     <w:p>
@@ -9521,9 +9653,17 @@
       </w:pPr>
       <w:r>
         <w:rPr>
-          <w:lang w:val="es-419" w:eastAsia="es-CO"/>
-        </w:rPr>
-        <w:t>Vehículo de reparto: $ 60.000.000</w:t>
+          <w:b/>
+          <w:bCs/>
+          <w:lang w:val="es-419" w:eastAsia="es-CO"/>
+        </w:rPr>
+        <w:t>Vehículo de reparto</w:t>
+      </w:r>
+      <w:r>
+        <w:rPr>
+          <w:lang w:val="es-419" w:eastAsia="es-CO"/>
+        </w:rPr>
+        <w:t>: $ 60.000.000</w:t>
       </w:r>
     </w:p>
     <w:p>
@@ -9540,9 +9680,17 @@
       </w:pPr>
       <w:r>
         <w:rPr>
-          <w:lang w:val="es-419" w:eastAsia="es-CO"/>
-        </w:rPr>
-        <w:t>Proveedores: $ 25.000.000</w:t>
+          <w:b/>
+          <w:bCs/>
+          <w:lang w:val="es-419" w:eastAsia="es-CO"/>
+        </w:rPr>
+        <w:t>Proveedores</w:t>
+      </w:r>
+      <w:r>
+        <w:rPr>
+          <w:lang w:val="es-419" w:eastAsia="es-CO"/>
+        </w:rPr>
+        <w:t>: $ 25.000.000</w:t>
       </w:r>
     </w:p>
     <w:p>
@@ -9559,9 +9707,17 @@
       </w:pPr>
       <w:r>
         <w:rPr>
-          <w:lang w:val="es-419" w:eastAsia="es-CO"/>
-        </w:rPr>
-        <w:t>Crédito bancario a 8 meses: $ 10.000.000</w:t>
+          <w:b/>
+          <w:bCs/>
+          <w:lang w:val="es-419" w:eastAsia="es-CO"/>
+        </w:rPr>
+        <w:t>Crédito bancario a 8 meses</w:t>
+      </w:r>
+      <w:r>
+        <w:rPr>
+          <w:lang w:val="es-419" w:eastAsia="es-CO"/>
+        </w:rPr>
+        <w:t>: $ 10.000.000</w:t>
       </w:r>
     </w:p>
     <w:p>
@@ -9578,9 +9734,17 @@
       </w:pPr>
       <w:r>
         <w:rPr>
-          <w:lang w:val="es-419" w:eastAsia="es-CO"/>
-        </w:rPr>
-        <w:t>Crédito bancario a 4 años: $ 40.000.000</w:t>
+          <w:b/>
+          <w:bCs/>
+          <w:lang w:val="es-419" w:eastAsia="es-CO"/>
+        </w:rPr>
+        <w:t>Crédito bancario a 4 años</w:t>
+      </w:r>
+      <w:r>
+        <w:rPr>
+          <w:lang w:val="es-419" w:eastAsia="es-CO"/>
+        </w:rPr>
+        <w:t>: $ 40.000.000</w:t>
       </w:r>
     </w:p>
     <w:p>
@@ -9610,9 +9774,17 @@
       </w:pPr>
       <w:r>
         <w:rPr>
-          <w:lang w:val="es-419" w:eastAsia="es-CO"/>
-        </w:rPr>
-        <w:t>Activos corrientes: caja, bancos, clientes e inventarios.</w:t>
+          <w:b/>
+          <w:bCs/>
+          <w:lang w:val="es-419" w:eastAsia="es-CO"/>
+        </w:rPr>
+        <w:t>Activos corrientes</w:t>
+      </w:r>
+      <w:r>
+        <w:rPr>
+          <w:lang w:val="es-419" w:eastAsia="es-CO"/>
+        </w:rPr>
+        <w:t>: caja, bancos, clientes e inventarios.</w:t>
       </w:r>
     </w:p>
     <w:p>
@@ -9629,10 +9801,18 @@
       </w:pPr>
       <w:r>
         <w:rPr>
+          <w:b/>
+          <w:bCs/>
           <w:lang w:val="es-419" w:eastAsia="es-CO"/>
         </w:rPr>
         <w:lastRenderedPageBreak/>
-        <w:t>Activos no corrientes: vehículo de reparto.</w:t>
+        <w:t>Activos no corrientes</w:t>
+      </w:r>
+      <w:r>
+        <w:rPr>
+          <w:lang w:val="es-419" w:eastAsia="es-CO"/>
+        </w:rPr>
+        <w:t>: vehículo de reparto.</w:t>
       </w:r>
     </w:p>
     <w:p>
@@ -9649,9 +9829,17 @@
       </w:pPr>
       <w:r>
         <w:rPr>
-          <w:lang w:val="es-419" w:eastAsia="es-CO"/>
-        </w:rPr>
-        <w:t>Pasivos corrientes: proveedores y crédito bancario a 8 meses.</w:t>
+          <w:b/>
+          <w:bCs/>
+          <w:lang w:val="es-419" w:eastAsia="es-CO"/>
+        </w:rPr>
+        <w:t>Pasivos corrientes</w:t>
+      </w:r>
+      <w:r>
+        <w:rPr>
+          <w:lang w:val="es-419" w:eastAsia="es-CO"/>
+        </w:rPr>
+        <w:t>: proveedores y crédito bancario a 8 meses.</w:t>
       </w:r>
     </w:p>
     <w:p>
@@ -9668,9 +9856,17 @@
       </w:pPr>
       <w:r>
         <w:rPr>
-          <w:lang w:val="es-419" w:eastAsia="es-CO"/>
-        </w:rPr>
-        <w:t>Pasivos no corrientes: crédito bancario a 4 años.</w:t>
+          <w:b/>
+          <w:bCs/>
+          <w:lang w:val="es-419" w:eastAsia="es-CO"/>
+        </w:rPr>
+        <w:t>Pasivos no corrientes</w:t>
+      </w:r>
+      <w:r>
+        <w:rPr>
+          <w:lang w:val="es-419" w:eastAsia="es-CO"/>
+        </w:rPr>
+        <w:t>: crédito bancario a 4 años.</w:t>
       </w:r>
     </w:p>
     <w:p>
@@ -9934,10 +10130,18 @@
       </w:pPr>
       <w:r>
         <w:rPr>
+          <w:b/>
+          <w:bCs/>
           <w:lang w:val="es-419" w:eastAsia="es-CO"/>
         </w:rPr>
         <w:lastRenderedPageBreak/>
-        <w:t>Ejemplo:</w:t>
+        <w:t>Ejemplo</w:t>
+      </w:r>
+      <w:r>
+        <w:rPr>
+          <w:lang w:val="es-419" w:eastAsia="es-CO"/>
+        </w:rPr>
+        <w:t>:</w:t>
       </w:r>
     </w:p>
     <w:p>
@@ -11395,13 +11599,61 @@
         <w:rPr>
           <w:rStyle w:val="Ttulo5Car"/>
         </w:rPr>
-        <w:t>Menos: Costo de ventas.</w:t>
-      </w:r>
-      <w:r>
-        <w:rPr>
-          <w:lang w:val="es-419" w:eastAsia="es-CO"/>
-        </w:rPr>
-        <w:t xml:space="preserve"> Son las mercancía vendida o costo del servicio.</w:t>
+        <w:t xml:space="preserve">Menos: </w:t>
+      </w:r>
+      <w:r>
+        <w:rPr>
+          <w:rStyle w:val="Ttulo5Car"/>
+        </w:rPr>
+        <w:t>c</w:t>
+      </w:r>
+      <w:r>
+        <w:rPr>
+          <w:rStyle w:val="Ttulo5Car"/>
+        </w:rPr>
+        <w:t>osto de ventas.</w:t>
+      </w:r>
+      <w:r>
+        <w:rPr>
+          <w:lang w:val="es-419" w:eastAsia="es-CO"/>
+        </w:rPr>
+        <w:t xml:space="preserve"> Son las mercancía</w:t>
+      </w:r>
+      <w:r>
+        <w:rPr>
+          <w:lang w:val="es-419" w:eastAsia="es-CO"/>
+        </w:rPr>
+        <w:t>s</w:t>
+      </w:r>
+      <w:r>
+        <w:rPr>
+          <w:lang w:val="es-419" w:eastAsia="es-CO"/>
+        </w:rPr>
+        <w:t xml:space="preserve"> vendida</w:t>
+      </w:r>
+      <w:r>
+        <w:rPr>
+          <w:lang w:val="es-419" w:eastAsia="es-CO"/>
+        </w:rPr>
+        <w:t>s</w:t>
+      </w:r>
+      <w:r>
+        <w:rPr>
+          <w:lang w:val="es-419" w:eastAsia="es-CO"/>
+        </w:rPr>
+        <w:t xml:space="preserve"> o costo</w:t>
+      </w:r>
+      <w:r>
+        <w:rPr>
+          <w:lang w:val="es-419" w:eastAsia="es-CO"/>
+        </w:rPr>
+        <w:t>s</w:t>
+      </w:r>
+      <w:r>
+        <w:rPr>
+          <w:lang w:val="es-419" w:eastAsia="es-CO"/>
+        </w:rPr>
+        <w:t xml:space="preserve"> del servicio.</w:t>
       </w:r>
     </w:p>
     <w:p>
@@ -11431,6 +11683,20 @@
     </w:p>
     <w:p>
       <w:pPr>
+        <w:rPr>
+          <w:lang w:val="es-419" w:eastAsia="es-CO"/>
+        </w:rPr>
+      </w:pPr>
+    </w:p>
+    <w:p>
+      <w:pPr>
+        <w:rPr>
+          <w:lang w:val="es-419" w:eastAsia="es-CO"/>
+        </w:rPr>
+      </w:pPr>
+    </w:p>
+    <w:p>
+      <w:pPr>
         <w:pStyle w:val="Ttulo5"/>
         <w:numPr>
           <w:ilvl w:val="0"/>
@@ -11439,11 +11705,19 @@
         <w:ind w:left="993"/>
       </w:pPr>
       <w:r>
-        <w:t>Menos: Gastos operacionales</w:t>
-      </w:r>
-    </w:p>
-    <w:p>
-      <w:pPr>
+        <w:lastRenderedPageBreak/>
+        <w:t xml:space="preserve">Menos: </w:t>
+      </w:r>
+      <w:r>
+        <w:t>g</w:t>
+      </w:r>
+      <w:r>
+        <w:t>astos operacionales</w:t>
+      </w:r>
+    </w:p>
+    <w:p>
+      <w:pPr>
+        <w:ind w:left="633"/>
         <w:rPr>
           <w:lang w:val="es-419" w:eastAsia="es-CO"/>
         </w:rPr>
@@ -11454,13 +11728,6 @@
         </w:rPr>
         <w:t>Son los siguientes:</w:t>
       </w:r>
-    </w:p>
-    <w:p>
-      <w:pPr>
-        <w:rPr>
-          <w:lang w:val="es-419" w:eastAsia="es-CO"/>
-        </w:rPr>
-      </w:pPr>
     </w:p>
     <w:p>
       <w:pPr>
@@ -11469,16 +11736,15 @@
           <w:ilvl w:val="0"/>
           <w:numId w:val="31"/>
         </w:numPr>
-        <w:ind w:left="1418" w:hanging="425"/>
-        <w:rPr>
-          <w:lang w:val="es-419" w:eastAsia="es-CO"/>
-        </w:rPr>
-      </w:pPr>
-      <w:r>
-        <w:rPr>
-          <w:lang w:val="es-419" w:eastAsia="es-CO"/>
-        </w:rPr>
-        <w:lastRenderedPageBreak/>
+        <w:ind w:left="2051" w:hanging="425"/>
+        <w:rPr>
+          <w:lang w:val="es-419" w:eastAsia="es-CO"/>
+        </w:rPr>
+      </w:pPr>
+      <w:r>
+        <w:rPr>
+          <w:lang w:val="es-419" w:eastAsia="es-CO"/>
+        </w:rPr>
         <w:t>Gastos de administración</w:t>
       </w:r>
     </w:p>
@@ -11489,7 +11755,7 @@
           <w:ilvl w:val="0"/>
           <w:numId w:val="31"/>
         </w:numPr>
-        <w:ind w:left="1418" w:hanging="425"/>
+        <w:ind w:left="2051" w:hanging="425"/>
         <w:rPr>
           <w:lang w:val="es-419" w:eastAsia="es-CO"/>
         </w:rPr>
@@ -11542,7 +11808,19 @@
         <w:rPr>
           <w:rStyle w:val="Ttulo5Car"/>
         </w:rPr>
-        <w:t xml:space="preserve">Menos: Gastos financieros e impuestos. </w:t>
+        <w:t xml:space="preserve">Menos: </w:t>
+      </w:r>
+      <w:r>
+        <w:rPr>
+          <w:rStyle w:val="Ttulo5Car"/>
+        </w:rPr>
+        <w:t>g</w:t>
+      </w:r>
+      <w:r>
+        <w:rPr>
+          <w:rStyle w:val="Ttulo5Car"/>
+        </w:rPr>
+        <w:t xml:space="preserve">astos financieros e impuestos. </w:t>
       </w:r>
       <w:r>
         <w:rPr>
@@ -11665,6 +11943,7 @@
         <w:rPr>
           <w:rStyle w:val="Ttulo5Car"/>
         </w:rPr>
+        <w:lastRenderedPageBreak/>
         <w:t xml:space="preserve">Pérdida del periodo. </w:t>
       </w:r>
       <w:r>
@@ -11673,14 +11952,6 @@
         </w:rPr>
         <w:t>Disminuye el patrimonio, debido a que refleja un resultado negativo de la operación. Por ejemplo, una pérdida neta de $ 8.000.000.</w:t>
       </w:r>
-    </w:p>
-    <w:p>
-      <w:pPr>
-        <w:ind w:left="993"/>
-        <w:rPr>
-          <w:lang w:val="es-419" w:eastAsia="es-CO"/>
-        </w:rPr>
-      </w:pPr>
     </w:p>
     <w:p>
       <w:pPr>
@@ -11790,9 +12061,17 @@
       </w:pPr>
       <w:r>
         <w:rPr>
-          <w:lang w:val="es-419" w:eastAsia="es-CO"/>
-        </w:rPr>
-        <w:t>Ejemplo:</w:t>
+          <w:b/>
+          <w:bCs/>
+          <w:lang w:val="es-419" w:eastAsia="es-CO"/>
+        </w:rPr>
+        <w:t>Ejemplo</w:t>
+      </w:r>
+      <w:r>
+        <w:rPr>
+          <w:lang w:val="es-419" w:eastAsia="es-CO"/>
+        </w:rPr>
+        <w:t>:</w:t>
       </w:r>
     </w:p>
     <w:tbl>
@@ -12018,6 +12297,7 @@
       </w:pPr>
       <w:bookmarkStart w:id="18" w:name="_Toc236054243"/>
       <w:r>
+        <w:lastRenderedPageBreak/>
         <w:t>Estado de flujos de efectivo</w:t>
       </w:r>
       <w:bookmarkEnd w:id="18"/>
@@ -12032,14 +12312,7 @@
         <w:rPr>
           <w:lang w:val="es-419" w:eastAsia="es-CO"/>
         </w:rPr>
-        <w:t xml:space="preserve">El estado de flujos de efectivo indica las entradas y salidas de dinero durante un periodo. Permite analizar la disponibilidad de efectivo y clasificar su origen en </w:t>
-      </w:r>
-      <w:r>
-        <w:rPr>
-          <w:lang w:val="es-419" w:eastAsia="es-CO"/>
-        </w:rPr>
-        <w:lastRenderedPageBreak/>
-        <w:t>actividades de operación, inversión y financiación. Las tres actividades utilizadas para clasificar los movimientos de efectivo son:</w:t>
+        <w:t>El estado de flujos de efectivo indica las entradas y salidas de dinero durante un periodo. Permite analizar la disponibilidad de efectivo y clasificar su origen en actividades de operación, inversión y financiación. Las tres actividades utilizadas para clasificar los movimientos de efectivo son:</w:t>
       </w:r>
     </w:p>
     <w:p>
@@ -12151,9 +12424,17 @@
       </w:pPr>
       <w:r>
         <w:rPr>
-          <w:lang w:val="es-419" w:eastAsia="es-CO"/>
-        </w:rPr>
-        <w:t>Ejemplo:</w:t>
+          <w:b/>
+          <w:bCs/>
+          <w:lang w:val="es-419" w:eastAsia="es-CO"/>
+        </w:rPr>
+        <w:t>Ejemplo</w:t>
+      </w:r>
+      <w:r>
+        <w:rPr>
+          <w:lang w:val="es-419" w:eastAsia="es-CO"/>
+        </w:rPr>
+        <w:t>:</w:t>
       </w:r>
     </w:p>
     <w:tbl>
@@ -12277,6 +12558,7 @@
               <w:pStyle w:val="TextoTablas"/>
             </w:pPr>
             <w:r>
+              <w:lastRenderedPageBreak/>
               <w:t>Financiación</w:t>
             </w:r>
           </w:p>
@@ -12337,7 +12619,6 @@
         <w:rPr>
           <w:lang w:val="es-419" w:eastAsia="es-CO"/>
         </w:rPr>
-        <w:lastRenderedPageBreak/>
         <w:t>La empresa generó efectivo por su operación, invirtió en activos y recibió financiación adicional. El resultado final fue un aumento de efectivo de $ 13.000.000.</w:t>
       </w:r>
     </w:p>
@@ -12494,6 +12775,7 @@
         <w:rPr>
           <w:rStyle w:val="Ttulo5Car"/>
         </w:rPr>
+        <w:lastRenderedPageBreak/>
         <w:t>Inventarios.</w:t>
       </w:r>
       <w:r>
@@ -12544,7 +12826,6 @@
         <w:rPr>
           <w:rStyle w:val="Ttulo5Car"/>
         </w:rPr>
-        <w:lastRenderedPageBreak/>
         <w:t>Obligaciones financieras.</w:t>
       </w:r>
       <w:r>
@@ -12997,21 +13278,30 @@
       </w:pPr>
       <w:r>
         <w:rPr>
+          <w:b/>
+          <w:bCs/>
           <w:lang w:val="es-ES" w:eastAsia="es-CO"/>
         </w:rPr>
-        <w:t>Ejemplo:</w:t>
-      </w:r>
-    </w:p>
-    <w:p>
-      <w:pPr>
+        <w:lastRenderedPageBreak/>
+        <w:t>Ejemplo</w:t>
+      </w:r>
+      <w:r>
         <w:rPr>
           <w:lang w:val="es-ES" w:eastAsia="es-CO"/>
         </w:rPr>
-      </w:pPr>
-      <w:r>
+        <w:t>:</w:t>
+      </w:r>
+    </w:p>
+    <w:p>
+      <w:pPr>
         <w:rPr>
           <w:lang w:val="es-ES" w:eastAsia="es-CO"/>
         </w:rPr>
+      </w:pPr>
+      <w:r>
+        <w:rPr>
+          <w:lang w:val="es-ES" w:eastAsia="es-CO"/>
+        </w:rPr>
         <w:t>La cuenta de clientes por $ 35.000.000 incluye $ 8.000.000 con vencimiento superior a 90 días. La empresa adelanta gestión de cobro y evaluará el deterioro correspondiente al cierre del periodo.</w:t>
       </w:r>
     </w:p>
@@ -13025,7 +13315,6 @@
         <w:rPr>
           <w:lang w:val="es-ES" w:eastAsia="es-CO"/>
         </w:rPr>
-        <w:lastRenderedPageBreak/>
         <w:t>Esta nota permite interpretar que no toda la cartera tiene el mismo nivel de recuperación y que una parte puede afectar la liquidez de la empresa.</w:t>
       </w:r>
     </w:p>
@@ -13120,7 +13409,14 @@
         <w:rPr>
           <w:lang w:val="es-419" w:eastAsia="es-CO"/>
         </w:rPr>
-        <w:t xml:space="preserve"> Se presenta cuando los saldos de bancos se informan sin compararlos con los extractos bancarios. Como consecuencia, el efectivo disponible puede quedar sobrestimado o subestimado. Para evitarlo, se recomienda elaborar la conciliación bancaria antes del cierre.</w:t>
+        <w:t xml:space="preserve"> Se presenta cuando los saldos de bancos se informan sin compararlos con los extractos bancarios. Como consecuencia, el efectivo </w:t>
+      </w:r>
+      <w:r>
+        <w:rPr>
+          <w:lang w:val="es-419" w:eastAsia="es-CO"/>
+        </w:rPr>
+        <w:lastRenderedPageBreak/>
+        <w:t>disponible puede quedar sobrestimado o subestimado. Para evitarlo, se recomienda elaborar la conciliación bancaria antes del cierre.</w:t>
       </w:r>
     </w:p>
     <w:p>
@@ -13164,7 +13460,6 @@
         <w:rPr>
           <w:rStyle w:val="Ttulo5Car"/>
         </w:rPr>
-        <w:lastRenderedPageBreak/>
         <w:t xml:space="preserve">No actualizar inventarios. </w:t>
       </w:r>
       <w:r>
@@ -13211,34 +13506,6 @@
         </w:rPr>
         <w:t>La elaboración de estados financieros básicos requiere organizar, clasificar y validar la información contable para reflejar la realidad económica de la empresa. Cuando esta información es completa, verificable y confiable, permite presentar informes financieros útiles para el análisis y la toma de decisiones.</w:t>
       </w:r>
-    </w:p>
-    <w:p>
-      <w:pPr>
-        <w:rPr>
-          <w:lang w:val="es-419" w:eastAsia="es-CO"/>
-        </w:rPr>
-      </w:pPr>
-    </w:p>
-    <w:p>
-      <w:pPr>
-        <w:rPr>
-          <w:lang w:val="es-419" w:eastAsia="es-CO"/>
-        </w:rPr>
-      </w:pPr>
-    </w:p>
-    <w:p>
-      <w:pPr>
-        <w:rPr>
-          <w:lang w:val="es-419" w:eastAsia="es-CO"/>
-        </w:rPr>
-      </w:pPr>
-    </w:p>
-    <w:p>
-      <w:pPr>
-        <w:rPr>
-          <w:lang w:val="es-419" w:eastAsia="es-CO"/>
-        </w:rPr>
-      </w:pPr>
     </w:p>
     <w:p>
       <w:pPr>
@@ -15203,9 +15470,17 @@
       </w:pPr>
       <w:r>
         <w:rPr>
-          <w:lang w:val="es-419" w:eastAsia="es-CO"/>
-        </w:rPr>
-        <w:t>Ejemplo:</w:t>
+          <w:b/>
+          <w:bCs/>
+          <w:lang w:val="es-419" w:eastAsia="es-CO"/>
+        </w:rPr>
+        <w:t>Ejemplo</w:t>
+      </w:r>
+      <w:r>
+        <w:rPr>
+          <w:lang w:val="es-419" w:eastAsia="es-CO"/>
+        </w:rPr>
+        <w:t>:</w:t>
       </w:r>
     </w:p>
     <w:p>
@@ -16132,7 +16407,13 @@
               <w:rPr>
                 <w:b/>
               </w:rPr>
-              <w:t xml:space="preserve">Síntesis </w:t>
+              <w:t>Transcripción</w:t>
+            </w:r>
+            <w:r>
+              <w:rPr>
+                <w:b/>
+              </w:rPr>
+              <w:t xml:space="preserve"> </w:t>
             </w:r>
             <w:r>
               <w:rPr>
@@ -16367,7 +16648,13 @@
                 <w:b/>
               </w:rPr>
               <w:lastRenderedPageBreak/>
-              <w:t xml:space="preserve">Síntesis del video. </w:t>
+              <w:t>Transcripción</w:t>
+            </w:r>
+            <w:r>
+              <w:rPr>
+                <w:b/>
+              </w:rPr>
+              <w:t xml:space="preserve"> del video. </w:t>
             </w:r>
             <w:r>
               <w:rPr>
@@ -17039,11 +17326,15 @@
     <w:p>
       <w:pPr>
         <w:rPr>
-          <w:lang w:val="es-419" w:eastAsia="es-CO"/>
-        </w:rPr>
-      </w:pPr>
-      <w:r>
-        <w:rPr>
+          <w:b/>
+          <w:bCs/>
+          <w:lang w:val="es-419" w:eastAsia="es-CO"/>
+        </w:rPr>
+      </w:pPr>
+      <w:r>
+        <w:rPr>
+          <w:b/>
+          <w:bCs/>
           <w:lang w:val="es-419" w:eastAsia="es-CO"/>
         </w:rPr>
         <w:t>Ejemplo aplicado: Métodos básicos de análisis financiero</w:t>
@@ -19078,13 +19369,31 @@
       </w:r>
     </w:p>
     <w:p>
-      <w:r>
+      <w:pPr>
+        <w:rPr>
+          <w:b/>
+          <w:bCs/>
+        </w:rPr>
+      </w:pPr>
+      <w:r>
+        <w:rPr>
+          <w:b/>
+          <w:bCs/>
+        </w:rPr>
         <w:t>Ejemplo</w:t>
       </w:r>
       <w:r>
+        <w:rPr>
+          <w:b/>
+          <w:bCs/>
+        </w:rPr>
         <w:t>:</w:t>
       </w:r>
       <w:r>
+        <w:rPr>
+          <w:b/>
+          <w:bCs/>
+        </w:rPr>
         <w:t xml:space="preserve"> Indicadores de liquidez</w:t>
       </w:r>
     </w:p>
@@ -19471,11 +19780,15 @@
     <w:p>
       <w:pPr>
         <w:rPr>
-          <w:lang w:val="es-419" w:eastAsia="es-CO"/>
-        </w:rPr>
-      </w:pPr>
-      <w:r>
-        <w:rPr>
+          <w:b/>
+          <w:bCs/>
+          <w:lang w:val="es-419" w:eastAsia="es-CO"/>
+        </w:rPr>
+      </w:pPr>
+      <w:r>
+        <w:rPr>
+          <w:b/>
+          <w:bCs/>
           <w:lang w:val="es-419" w:eastAsia="es-CO"/>
         </w:rPr>
         <w:t>Ejemplo Indicadores de actividad o rotación:</w:t>
@@ -19502,22 +19815,38 @@
       </w:pPr>
       <w:r>
         <w:rPr>
-          <w:lang w:val="es-419" w:eastAsia="es-CO"/>
-        </w:rPr>
-        <w:t>Rotación de cartera = $ 120.000.000 / $ 30.000.000 = 4 veces</w:t>
-      </w:r>
-    </w:p>
-    <w:p>
-      <w:pPr>
-        <w:rPr>
-          <w:lang w:val="es-419" w:eastAsia="es-CO"/>
-        </w:rPr>
-      </w:pPr>
-      <w:r>
-        <w:rPr>
-          <w:lang w:val="es-419" w:eastAsia="es-CO"/>
-        </w:rPr>
-        <w:t>Días de cuentas por cobrar = 360 / 4 = 90 días</w:t>
+          <w:b/>
+          <w:bCs/>
+          <w:lang w:val="es-419" w:eastAsia="es-CO"/>
+        </w:rPr>
+        <w:t>Rotación de cartera</w:t>
+      </w:r>
+      <w:r>
+        <w:rPr>
+          <w:lang w:val="es-419" w:eastAsia="es-CO"/>
+        </w:rPr>
+        <w:t xml:space="preserve"> = $ 120.000.000 / $ 30.000.000 = 4 veces</w:t>
+      </w:r>
+    </w:p>
+    <w:p>
+      <w:pPr>
+        <w:rPr>
+          <w:lang w:val="es-419" w:eastAsia="es-CO"/>
+        </w:rPr>
+      </w:pPr>
+      <w:r>
+        <w:rPr>
+          <w:b/>
+          <w:bCs/>
+          <w:lang w:val="es-419" w:eastAsia="es-CO"/>
+        </w:rPr>
+        <w:t>Días de cuentas por cobrar</w:t>
+      </w:r>
+      <w:r>
+        <w:rPr>
+          <w:lang w:val="es-419" w:eastAsia="es-CO"/>
+        </w:rPr>
+        <w:t xml:space="preserve"> = 360 / 4 = 90 días</w:t>
       </w:r>
     </w:p>
     <w:p>
@@ -19748,23 +20077,31 @@
     <w:p>
       <w:pPr>
         <w:rPr>
-          <w:lang w:val="es-419" w:eastAsia="es-CO"/>
-        </w:rPr>
-      </w:pPr>
-      <w:r>
-        <w:rPr>
+          <w:b/>
+          <w:bCs/>
+          <w:lang w:val="es-419" w:eastAsia="es-CO"/>
+        </w:rPr>
+      </w:pPr>
+      <w:r>
+        <w:rPr>
+          <w:b/>
+          <w:bCs/>
           <w:lang w:val="es-419" w:eastAsia="es-CO"/>
         </w:rPr>
         <w:t>Ejemplo</w:t>
       </w:r>
       <w:r>
         <w:rPr>
+          <w:b/>
+          <w:bCs/>
           <w:lang w:val="es-419" w:eastAsia="es-CO"/>
         </w:rPr>
         <w:t>:</w:t>
       </w:r>
       <w:r>
         <w:rPr>
+          <w:b/>
+          <w:bCs/>
           <w:lang w:val="es-419" w:eastAsia="es-CO"/>
         </w:rPr>
         <w:t xml:space="preserve"> Indicadores de endeudamiento</w:t>
@@ -19791,22 +20128,38 @@
       </w:pPr>
       <w:r>
         <w:rPr>
-          <w:lang w:val="es-419" w:eastAsia="es-CO"/>
-        </w:rPr>
-        <w:t>Nivel de endeudamiento = $ 90.000.000 / $180.000.000 × 100 = 50 %</w:t>
-      </w:r>
-    </w:p>
-    <w:p>
-      <w:pPr>
-        <w:rPr>
-          <w:lang w:val="es-419" w:eastAsia="es-CO"/>
-        </w:rPr>
-      </w:pPr>
-      <w:r>
-        <w:rPr>
-          <w:lang w:val="es-419" w:eastAsia="es-CO"/>
-        </w:rPr>
-        <w:t>Relación deuda-patrimonio = $ 90.000.000 / $ 90.000.000 = 1,0</w:t>
+          <w:b/>
+          <w:bCs/>
+          <w:lang w:val="es-419" w:eastAsia="es-CO"/>
+        </w:rPr>
+        <w:t>Nivel de endeudamiento</w:t>
+      </w:r>
+      <w:r>
+        <w:rPr>
+          <w:lang w:val="es-419" w:eastAsia="es-CO"/>
+        </w:rPr>
+        <w:t xml:space="preserve"> = $ 90.000.000 / $180.000.000 × 100 = 50 %</w:t>
+      </w:r>
+    </w:p>
+    <w:p>
+      <w:pPr>
+        <w:rPr>
+          <w:lang w:val="es-419" w:eastAsia="es-CO"/>
+        </w:rPr>
+      </w:pPr>
+      <w:r>
+        <w:rPr>
+          <w:b/>
+          <w:bCs/>
+          <w:lang w:val="es-419" w:eastAsia="es-CO"/>
+        </w:rPr>
+        <w:t>Relación deuda-patrimonio</w:t>
+      </w:r>
+      <w:r>
+        <w:rPr>
+          <w:lang w:val="es-419" w:eastAsia="es-CO"/>
+        </w:rPr>
+        <w:t xml:space="preserve"> = $ 90.000.000 / $ 90.000.000 = 1,0</w:t>
       </w:r>
     </w:p>
     <w:p>
@@ -20042,13 +20395,31 @@
       </w:r>
     </w:p>
     <w:p>
-      <w:r>
+      <w:pPr>
+        <w:rPr>
+          <w:b/>
+          <w:bCs/>
+        </w:rPr>
+      </w:pPr>
+      <w:r>
+        <w:rPr>
+          <w:b/>
+          <w:bCs/>
+        </w:rPr>
         <w:t>Ejemplo</w:t>
       </w:r>
       <w:r>
+        <w:rPr>
+          <w:b/>
+          <w:bCs/>
+        </w:rPr>
         <w:t>:</w:t>
       </w:r>
       <w:r>
+        <w:rPr>
+          <w:b/>
+          <w:bCs/>
+        </w:rPr>
         <w:t xml:space="preserve"> Indicadores de rentabilidad</w:t>
       </w:r>
     </w:p>
@@ -20073,36 +20444,60 @@
       </w:pPr>
       <w:r>
         <w:rPr>
-          <w:lang w:val="es-419" w:eastAsia="es-CO"/>
-        </w:rPr>
-        <w:t>Margen neto = $ 18.000.000 / $ 120.000.000 × 100 = 15 %</w:t>
-      </w:r>
-    </w:p>
-    <w:p>
-      <w:pPr>
-        <w:rPr>
-          <w:lang w:val="es-419" w:eastAsia="es-CO"/>
-        </w:rPr>
-      </w:pPr>
-      <w:r>
-        <w:rPr>
+          <w:b/>
+          <w:bCs/>
+          <w:lang w:val="es-419" w:eastAsia="es-CO"/>
+        </w:rPr>
+        <w:t>Margen neto</w:t>
+      </w:r>
+      <w:r>
+        <w:rPr>
+          <w:lang w:val="es-419" w:eastAsia="es-CO"/>
+        </w:rPr>
+        <w:t xml:space="preserve"> = $ 18.000.000 / $ 120.000.000 × 100 = 15 %</w:t>
+      </w:r>
+    </w:p>
+    <w:p>
+      <w:pPr>
+        <w:rPr>
+          <w:lang w:val="es-419" w:eastAsia="es-CO"/>
+        </w:rPr>
+      </w:pPr>
+      <w:r>
+        <w:rPr>
+          <w:b/>
+          <w:bCs/>
           <w:lang w:val="es-419" w:eastAsia="es-CO"/>
         </w:rPr>
         <w:lastRenderedPageBreak/>
-        <w:t>ROA = $ 18.000.000 / $ 150.000.000 × 100 = 12 %</w:t>
-      </w:r>
-    </w:p>
-    <w:p>
-      <w:pPr>
-        <w:rPr>
-          <w:lang w:val="es-419" w:eastAsia="es-CO"/>
-        </w:rPr>
-      </w:pPr>
-      <w:r>
-        <w:rPr>
-          <w:lang w:val="es-419" w:eastAsia="es-CO"/>
-        </w:rPr>
-        <w:t>ROE = $ 18.000.000 / $ 80.000.000 × 100 = 22,5 %</w:t>
+        <w:t>ROA</w:t>
+      </w:r>
+      <w:r>
+        <w:rPr>
+          <w:lang w:val="es-419" w:eastAsia="es-CO"/>
+        </w:rPr>
+        <w:t xml:space="preserve"> = $ 18.000.000 / $ 150.000.000 × 100 = 12 %</w:t>
+      </w:r>
+    </w:p>
+    <w:p>
+      <w:pPr>
+        <w:rPr>
+          <w:lang w:val="es-419" w:eastAsia="es-CO"/>
+        </w:rPr>
+      </w:pPr>
+      <w:r>
+        <w:rPr>
+          <w:b/>
+          <w:bCs/>
+          <w:lang w:val="es-419" w:eastAsia="es-CO"/>
+        </w:rPr>
+        <w:t>ROE</w:t>
+      </w:r>
+      <w:r>
+        <w:rPr>
+          <w:lang w:val="es-419" w:eastAsia="es-CO"/>
+        </w:rPr>
+        <w:t xml:space="preserve"> = $ 18.000.000 / $ 80.000.000 × 100 = 22,5 %</w:t>
       </w:r>
     </w:p>
     <w:p>
@@ -21722,7 +22117,7 @@
           </w:tcPr>
           <w:p>
             <w:pPr>
-              <w:spacing w:line="240" w:lineRule="auto"/>
+              <w:spacing w:before="0" w:after="0" w:line="240" w:lineRule="auto"/>
               <w:ind w:firstLine="0"/>
               <w:rPr>
                 <w:sz w:val="24"/>
@@ -21732,31 +22127,21 @@
             <w:r>
               <w:rPr>
                 <w:sz w:val="24"/>
-                <w:lang w:val="es-419" w:eastAsia="es-CO"/>
+                <w:lang w:eastAsia="es-CO"/>
               </w:rPr>
               <w:t>Profesional 06</w:t>
             </w:r>
             <w:r>
               <w:rPr>
                 <w:sz w:val="24"/>
-                <w:lang w:val="es-ES" w:eastAsia="es-CO"/>
-              </w:rPr>
-              <w:t> </w:t>
-            </w:r>
-          </w:p>
-          <w:p>
-            <w:pPr>
-              <w:spacing w:line="240" w:lineRule="auto"/>
-              <w:ind w:firstLine="0"/>
+                <w:lang w:eastAsia="es-CO"/>
+              </w:rPr>
+              <w:t xml:space="preserve">. </w:t>
+            </w:r>
+            <w:r>
               <w:rPr>
                 <w:sz w:val="24"/>
-                <w:lang w:val="es-ES" w:eastAsia="es-CO"/>
-              </w:rPr>
-            </w:pPr>
-            <w:r>
-              <w:rPr>
-                <w:sz w:val="24"/>
-                <w:lang w:val="es-419" w:eastAsia="es-CO"/>
+                <w:lang w:eastAsia="es-CO"/>
               </w:rPr>
               <w:t>Responsable Ecosistema Virtual de Recursos Educativos Digitales</w:t>
             </w:r>
@@ -22203,23 +22588,7 @@
                 <w:sz w:val="24"/>
                 <w:lang w:val="es-419" w:eastAsia="es-CO"/>
               </w:rPr>
-              <w:t xml:space="preserve">Henry </w:t>
-            </w:r>
-            <w:proofErr w:type="spellStart"/>
-            <w:r>
-              <w:rPr>
-                <w:sz w:val="24"/>
-                <w:lang w:val="es-419" w:eastAsia="es-CO"/>
-              </w:rPr>
-              <w:t>Alvarez</w:t>
-            </w:r>
-            <w:proofErr w:type="spellEnd"/>
-            <w:r>
-              <w:rPr>
-                <w:sz w:val="24"/>
-                <w:lang w:val="es-419" w:eastAsia="es-CO"/>
-              </w:rPr>
-              <w:t xml:space="preserve"> Astudillo</w:t>
+              <w:t>Henry Alvarez Astudillo</w:t>
             </w:r>
           </w:p>
         </w:tc>
@@ -23065,7 +23434,6 @@
                 <w:sz w:val="24"/>
                 <w:lang w:eastAsia="es-CO"/>
               </w:rPr>
-              <w:lastRenderedPageBreak/>
               <w:t>Daniel Ricardo Mutis Gómez</w:t>
             </w:r>
           </w:p>
@@ -23153,6 +23521,7 @@
                 <w:sz w:val="24"/>
                 <w:lang w:eastAsia="es-CO"/>
               </w:rPr>
+              <w:lastRenderedPageBreak/>
               <w:t>Anyerson</w:t>
             </w:r>
             <w:proofErr w:type="spellEnd"/>
@@ -23161,7 +23530,23 @@
                 <w:sz w:val="24"/>
                 <w:lang w:eastAsia="es-CO"/>
               </w:rPr>
-              <w:t xml:space="preserve"> Wilfredo Pizo Ossa</w:t>
+              <w:t xml:space="preserve"> Wilfredo </w:t>
+            </w:r>
+            <w:proofErr w:type="spellStart"/>
+            <w:r>
+              <w:rPr>
+                <w:sz w:val="24"/>
+                <w:lang w:eastAsia="es-CO"/>
+              </w:rPr>
+              <w:t>Pizo</w:t>
+            </w:r>
+            <w:proofErr w:type="spellEnd"/>
+            <w:r>
+              <w:rPr>
+                <w:sz w:val="24"/>
+                <w:lang w:eastAsia="es-CO"/>
+              </w:rPr>
+              <w:t xml:space="preserve"> Ossa</w:t>
             </w:r>
           </w:p>
         </w:tc>
@@ -23246,7 +23631,7 @@
 </file>
 
 <file path=word/endnotes.xml><?xml version="1.0" encoding="utf-8"?>
-<w:endnotes xmlns:wpc="http://schemas.microsoft.com/office/word/2010/wordprocessingCanvas" xmlns:cx="http://schemas.microsoft.com/office/drawing/2014/chartex" xmlns:cx1="http://schemas.microsoft.com/office/drawing/2015/9/8/chartex" xmlns:cx2="http://schemas.microsoft.com/office/drawing/2015/10/21/chartex" xmlns:cx3="http://schemas.microsoft.com/office/drawing/2016/5/9/chartex" xmlns:cx4="http://schemas.microsoft.com/office/drawing/2016/5/10/chartex" xmlns:cx5="http://schemas.microsoft.com/office/drawing/2016/5/11/chartex" xmlns:cx6="http://schemas.microsoft.com/office/drawing/2016/5/12/chartex" xmlns:cx7="http://schemas.microsoft.com/office/drawing/2016/5/13/chartex" xmlns:cx8="http://schemas.microsoft.com/office/drawing/2016/5/14/chartex" xmlns:mc="http://schemas.openxmlformats.org/markup-compatibility/2006" xmlns:aink="http://schemas.microsoft.com/office/drawing/2016/ink" xmlns:am3d="http://schemas.microsoft.com/office/drawing/2017/model3d" xmlns:o="urn:schemas-microsoft-com:office:office" xmlns:oel="http://schemas.microsoft.com/office/2019/extlst" xmlns:r="http://schemas.openxmlformats.org/officeDocument/2006/relationships" xmlns:m="http://schemas.openxmlformats.org/officeDocument/2006/math" xmlns:v="urn:schemas-microsoft-com:vml" xmlns:wp14="http://schemas.microsoft.com/office/word/2010/wordprocessingDrawing" xmlns:wp="http://schemas.openxmlformats.org/drawingml/2006/wordprocessingDrawing" xmlns:w10="urn:schemas-microsoft-com:office:word" xmlns:w="http://schemas.openxmlformats.org/wordprocessingml/2006/main" xmlns:w14="http://schemas.microsoft.com/office/word/2010/wordml" xmlns:w15="http://schemas.microsoft.com/office/word/2012/wordml" xmlns:w16cex="http://schemas.microsoft.com/office/word/2018/wordml/cex" xmlns:w16cid="http://schemas.microsoft.com/office/word/2016/wordml/cid" xmlns:w16="http://schemas.microsoft.com/office/word/2018/wordml" xmlns:w16du="http://schemas.microsoft.com/office/word/2023/wordml/word16du" xmlns:w16sdtdh="http://schemas.microsoft.com/office/word/2020/wordml/sdtdatahash" xmlns:w16sdtfl="http://schemas.microsoft.com/office/word/2024/wordml/sdtformatlock" xmlns:w16se="http://schemas.microsoft.com/office/word/2015/wordml/symex" xmlns:wpg="http://schemas.microsoft.com/office/word/2010/wordprocessingGroup" xmlns:wpi="http://schemas.microsoft.com/office/word/2010/wordprocessingInk" xmlns:wne="http://schemas.microsoft.com/office/word/2006/wordml" xmlns:wps="http://schemas.microsoft.com/office/word/2010/wordprocessingShape" mc:Ignorable="w14 w15 w16se w16cid w16 w16cex w16sdtdh w16sdtfl w16du wp14">
+<w:endnotes xmlns:wpc="http://schemas.microsoft.com/office/word/2010/wordprocessingCanvas" xmlns:cx="http://schemas.microsoft.com/office/drawing/2014/chartex" xmlns:cx1="http://schemas.microsoft.com/office/drawing/2015/9/8/chartex" xmlns:cx2="http://schemas.microsoft.com/office/drawing/2015/10/21/chartex" xmlns:cx3="http://schemas.microsoft.com/office/drawing/2016/5/9/chartex" xmlns:cx4="http://schemas.microsoft.com/office/drawing/2016/5/10/chartex" xmlns:cx5="http://schemas.microsoft.com/office/drawing/2016/5/11/chartex" xmlns:cx6="http://schemas.microsoft.com/office/drawing/2016/5/12/chartex" xmlns:cx7="http://schemas.microsoft.com/office/drawing/2016/5/13/chartex" xmlns:cx8="http://schemas.microsoft.com/office/drawing/2016/5/14/chartex" xmlns:mc="http://schemas.openxmlformats.org/markup-compatibility/2006" xmlns:aink="http://schemas.microsoft.com/office/drawing/2016/ink" xmlns:am3d="http://schemas.microsoft.com/office/drawing/2017/model3d" xmlns:o="urn:schemas-microsoft-com:office:office" xmlns:r="http://schemas.openxmlformats.org/officeDocument/2006/relationships" xmlns:m="http://schemas.openxmlformats.org/officeDocument/2006/math" xmlns:v="urn:schemas-microsoft-com:vml" xmlns:wp14="http://schemas.microsoft.com/office/word/2010/wordprocessingDrawing" xmlns:wp="http://schemas.openxmlformats.org/drawingml/2006/wordprocessingDrawing" xmlns:w10="urn:schemas-microsoft-com:office:word" xmlns:w="http://schemas.openxmlformats.org/wordprocessingml/2006/main" xmlns:w14="http://schemas.microsoft.com/office/word/2010/wordml" xmlns:w15="http://schemas.microsoft.com/office/word/2012/wordml" xmlns:w16cex="http://schemas.microsoft.com/office/word/2018/wordml/cex" xmlns:w16cid="http://schemas.microsoft.com/office/word/2016/wordml/cid" xmlns:w16="http://schemas.microsoft.com/office/word/2018/wordml" xmlns:w16sdtdh="http://schemas.microsoft.com/office/word/2020/wordml/sdtdatahash" xmlns:w16se="http://schemas.microsoft.com/office/word/2015/wordml/symex" xmlns:wpg="http://schemas.microsoft.com/office/word/2010/wordprocessingGroup" xmlns:wpi="http://schemas.microsoft.com/office/word/2010/wordprocessingInk" xmlns:wne="http://schemas.microsoft.com/office/word/2006/wordml" xmlns:wps="http://schemas.microsoft.com/office/word/2010/wordprocessingShape" mc:Ignorable="w14 w15 w16se w16cid w16 w16cex w16sdtdh wp14">
   <w:endnote w:type="separator" w:id="-1">
     <w:p>
       <w:pPr>
@@ -23271,7 +23656,7 @@
 </file>
 
 <file path=word/footer1.xml><?xml version="1.0" encoding="utf-8"?>
-<w:ftr xmlns:wpc="http://schemas.microsoft.com/office/word/2010/wordprocessingCanvas" xmlns:cx="http://schemas.microsoft.com/office/drawing/2014/chartex" xmlns:cx1="http://schemas.microsoft.com/office/drawing/2015/9/8/chartex" xmlns:cx2="http://schemas.microsoft.com/office/drawing/2015/10/21/chartex" xmlns:cx3="http://schemas.microsoft.com/office/drawing/2016/5/9/chartex" xmlns:cx4="http://schemas.microsoft.com/office/drawing/2016/5/10/chartex" xmlns:cx5="http://schemas.microsoft.com/office/drawing/2016/5/11/chartex" xmlns:cx6="http://schemas.microsoft.com/office/drawing/2016/5/12/chartex" xmlns:cx7="http://schemas.microsoft.com/office/drawing/2016/5/13/chartex" xmlns:cx8="http://schemas.microsoft.com/office/drawing/2016/5/14/chartex" xmlns:mc="http://schemas.openxmlformats.org/markup-compatibility/2006" xmlns:aink="http://schemas.microsoft.com/office/drawing/2016/ink" xmlns:am3d="http://schemas.microsoft.com/office/drawing/2017/model3d" xmlns:o="urn:schemas-microsoft-com:office:office" xmlns:oel="http://schemas.microsoft.com/office/2019/extlst" xmlns:r="http://schemas.openxmlformats.org/officeDocument/2006/relationships" xmlns:m="http://schemas.openxmlformats.org/officeDocument/2006/math" xmlns:v="urn:schemas-microsoft-com:vml" xmlns:wp14="http://schemas.microsoft.com/office/word/2010/wordprocessingDrawing" xmlns:wp="http://schemas.openxmlformats.org/drawingml/2006/wordprocessingDrawing" xmlns:w10="urn:schemas-microsoft-com:office:word" xmlns:w="http://schemas.openxmlformats.org/wordprocessingml/2006/main" xmlns:w14="http://schemas.microsoft.com/office/word/2010/wordml" xmlns:w15="http://schemas.microsoft.com/office/word/2012/wordml" xmlns:w16cex="http://schemas.microsoft.com/office/word/2018/wordml/cex" xmlns:w16cid="http://schemas.microsoft.com/office/word/2016/wordml/cid" xmlns:w16="http://schemas.microsoft.com/office/word/2018/wordml" xmlns:w16du="http://schemas.microsoft.com/office/word/2023/wordml/word16du" xmlns:w16sdtdh="http://schemas.microsoft.com/office/word/2020/wordml/sdtdatahash" xmlns:w16sdtfl="http://schemas.microsoft.com/office/word/2024/wordml/sdtformatlock" xmlns:w16se="http://schemas.microsoft.com/office/word/2015/wordml/symex" xmlns:wpg="http://schemas.microsoft.com/office/word/2010/wordprocessingGroup" xmlns:wpi="http://schemas.microsoft.com/office/word/2010/wordprocessingInk" xmlns:wne="http://schemas.microsoft.com/office/word/2006/wordml" xmlns:wps="http://schemas.microsoft.com/office/word/2010/wordprocessingShape" mc:Ignorable="w14 w15 w16se w16cid w16 w16cex w16sdtdh w16sdtfl w16du wp14">
+<w:ftr xmlns:wpc="http://schemas.microsoft.com/office/word/2010/wordprocessingCanvas" xmlns:cx="http://schemas.microsoft.com/office/drawing/2014/chartex" xmlns:cx1="http://schemas.microsoft.com/office/drawing/2015/9/8/chartex" xmlns:cx2="http://schemas.microsoft.com/office/drawing/2015/10/21/chartex" xmlns:cx3="http://schemas.microsoft.com/office/drawing/2016/5/9/chartex" xmlns:cx4="http://schemas.microsoft.com/office/drawing/2016/5/10/chartex" xmlns:cx5="http://schemas.microsoft.com/office/drawing/2016/5/11/chartex" xmlns:cx6="http://schemas.microsoft.com/office/drawing/2016/5/12/chartex" xmlns:cx7="http://schemas.microsoft.com/office/drawing/2016/5/13/chartex" xmlns:cx8="http://schemas.microsoft.com/office/drawing/2016/5/14/chartex" xmlns:mc="http://schemas.openxmlformats.org/markup-compatibility/2006" xmlns:aink="http://schemas.microsoft.com/office/drawing/2016/ink" xmlns:am3d="http://schemas.microsoft.com/office/drawing/2017/model3d" xmlns:o="urn:schemas-microsoft-com:office:office" xmlns:r="http://schemas.openxmlformats.org/officeDocument/2006/relationships" xmlns:m="http://schemas.openxmlformats.org/officeDocument/2006/math" xmlns:v="urn:schemas-microsoft-com:vml" xmlns:wp14="http://schemas.microsoft.com/office/word/2010/wordprocessingDrawing" xmlns:wp="http://schemas.openxmlformats.org/drawingml/2006/wordprocessingDrawing" xmlns:w10="urn:schemas-microsoft-com:office:word" xmlns:w="http://schemas.openxmlformats.org/wordprocessingml/2006/main" xmlns:w14="http://schemas.microsoft.com/office/word/2010/wordml" xmlns:w15="http://schemas.microsoft.com/office/word/2012/wordml" xmlns:w16cex="http://schemas.microsoft.com/office/word/2018/wordml/cex" xmlns:w16cid="http://schemas.microsoft.com/office/word/2016/wordml/cid" xmlns:w16="http://schemas.microsoft.com/office/word/2018/wordml" xmlns:w16sdtdh="http://schemas.microsoft.com/office/word/2020/wordml/sdtdatahash" xmlns:w16se="http://schemas.microsoft.com/office/word/2015/wordml/symex" xmlns:wpg="http://schemas.microsoft.com/office/word/2010/wordprocessingGroup" xmlns:wpi="http://schemas.microsoft.com/office/word/2010/wordprocessingInk" xmlns:wne="http://schemas.microsoft.com/office/word/2006/wordml" xmlns:wps="http://schemas.microsoft.com/office/word/2010/wordprocessingShape" mc:Ignorable="w14 w15 w16se w16cid w16 w16cex w16sdtdh wp14">
   <w:sdt>
     <w:sdtPr>
       <w:id w:val="-1465197936"/>
@@ -23317,7 +23702,7 @@
 </file>
 
 <file path=word/footnotes.xml><?xml version="1.0" encoding="utf-8"?>
-<w:footnotes xmlns:wpc="http://schemas.microsoft.com/office/word/2010/wordprocessingCanvas" xmlns:cx="http://schemas.microsoft.com/office/drawing/2014/chartex" xmlns:cx1="http://schemas.microsoft.com/office/drawing/2015/9/8/chartex" xmlns:cx2="http://schemas.microsoft.com/office/drawing/2015/10/21/chartex" xmlns:cx3="http://schemas.microsoft.com/office/drawing/2016/5/9/chartex" xmlns:cx4="http://schemas.microsoft.com/office/drawing/2016/5/10/chartex" xmlns:cx5="http://schemas.microsoft.com/office/drawing/2016/5/11/chartex" xmlns:cx6="http://schemas.microsoft.com/office/drawing/2016/5/12/chartex" xmlns:cx7="http://schemas.microsoft.com/office/drawing/2016/5/13/chartex" xmlns:cx8="http://schemas.microsoft.com/office/drawing/2016/5/14/chartex" xmlns:mc="http://schemas.openxmlformats.org/markup-compatibility/2006" xmlns:aink="http://schemas.microsoft.com/office/drawing/2016/ink" xmlns:am3d="http://schemas.microsoft.com/office/drawing/2017/model3d" xmlns:o="urn:schemas-microsoft-com:office:office" xmlns:oel="http://schemas.microsoft.com/office/2019/extlst" xmlns:r="http://schemas.openxmlformats.org/officeDocument/2006/relationships" xmlns:m="http://schemas.openxmlformats.org/officeDocument/2006/math" xmlns:v="urn:schemas-microsoft-com:vml" xmlns:wp14="http://schemas.microsoft.com/office/word/2010/wordprocessingDrawing" xmlns:wp="http://schemas.openxmlformats.org/drawingml/2006/wordprocessingDrawing" xmlns:w10="urn:schemas-microsoft-com:office:word" xmlns:w="http://schemas.openxmlformats.org/wordprocessingml/2006/main" xmlns:w14="http://schemas.microsoft.com/office/word/2010/wordml" xmlns:w15="http://schemas.microsoft.com/office/word/2012/wordml" xmlns:w16cex="http://schemas.microsoft.com/office/word/2018/wordml/cex" xmlns:w16cid="http://schemas.microsoft.com/office/word/2016/wordml/cid" xmlns:w16="http://schemas.microsoft.com/office/word/2018/wordml" xmlns:w16du="http://schemas.microsoft.com/office/word/2023/wordml/word16du" xmlns:w16sdtdh="http://schemas.microsoft.com/office/word/2020/wordml/sdtdatahash" xmlns:w16sdtfl="http://schemas.microsoft.com/office/word/2024/wordml/sdtformatlock" xmlns:w16se="http://schemas.microsoft.com/office/word/2015/wordml/symex" xmlns:wpg="http://schemas.microsoft.com/office/word/2010/wordprocessingGroup" xmlns:wpi="http://schemas.microsoft.com/office/word/2010/wordprocessingInk" xmlns:wne="http://schemas.microsoft.com/office/word/2006/wordml" xmlns:wps="http://schemas.microsoft.com/office/word/2010/wordprocessingShape" mc:Ignorable="w14 w15 w16se w16cid w16 w16cex w16sdtdh w16sdtfl w16du wp14">
+<w:footnotes xmlns:wpc="http://schemas.microsoft.com/office/word/2010/wordprocessingCanvas" xmlns:cx="http://schemas.microsoft.com/office/drawing/2014/chartex" xmlns:cx1="http://schemas.microsoft.com/office/drawing/2015/9/8/chartex" xmlns:cx2="http://schemas.microsoft.com/office/drawing/2015/10/21/chartex" xmlns:cx3="http://schemas.microsoft.com/office/drawing/2016/5/9/chartex" xmlns:cx4="http://schemas.microsoft.com/office/drawing/2016/5/10/chartex" xmlns:cx5="http://schemas.microsoft.com/office/drawing/2016/5/11/chartex" xmlns:cx6="http://schemas.microsoft.com/office/drawing/2016/5/12/chartex" xmlns:cx7="http://schemas.microsoft.com/office/drawing/2016/5/13/chartex" xmlns:cx8="http://schemas.microsoft.com/office/drawing/2016/5/14/chartex" xmlns:mc="http://schemas.openxmlformats.org/markup-compatibility/2006" xmlns:aink="http://schemas.microsoft.com/office/drawing/2016/ink" xmlns:am3d="http://schemas.microsoft.com/office/drawing/2017/model3d" xmlns:o="urn:schemas-microsoft-com:office:office" xmlns:r="http://schemas.openxmlformats.org/officeDocument/2006/relationships" xmlns:m="http://schemas.openxmlformats.org/officeDocument/2006/math" xmlns:v="urn:schemas-microsoft-com:vml" xmlns:wp14="http://schemas.microsoft.com/office/word/2010/wordprocessingDrawing" xmlns:wp="http://schemas.openxmlformats.org/drawingml/2006/wordprocessingDrawing" xmlns:w10="urn:schemas-microsoft-com:office:word" xmlns:w="http://schemas.openxmlformats.org/wordprocessingml/2006/main" xmlns:w14="http://schemas.microsoft.com/office/word/2010/wordml" xmlns:w15="http://schemas.microsoft.com/office/word/2012/wordml" xmlns:w16cex="http://schemas.microsoft.com/office/word/2018/wordml/cex" xmlns:w16cid="http://schemas.microsoft.com/office/word/2016/wordml/cid" xmlns:w16="http://schemas.microsoft.com/office/word/2018/wordml" xmlns:w16sdtdh="http://schemas.microsoft.com/office/word/2020/wordml/sdtdatahash" xmlns:w16se="http://schemas.microsoft.com/office/word/2015/wordml/symex" xmlns:wpg="http://schemas.microsoft.com/office/word/2010/wordprocessingGroup" xmlns:wpi="http://schemas.microsoft.com/office/word/2010/wordprocessingInk" xmlns:wne="http://schemas.microsoft.com/office/word/2006/wordml" xmlns:wps="http://schemas.microsoft.com/office/word/2010/wordprocessingShape" mc:Ignorable="w14 w15 w16se w16cid w16 w16cex w16sdtdh wp14">
   <w:footnote w:type="separator" w:id="-1">
     <w:p>
       <w:pPr>
@@ -23342,7 +23727,7 @@
 </file>
 
 <file path=word/header1.xml><?xml version="1.0" encoding="utf-8"?>
-<w:hdr xmlns:wpc="http://schemas.microsoft.com/office/word/2010/wordprocessingCanvas" xmlns:cx="http://schemas.microsoft.com/office/drawing/2014/chartex" xmlns:cx1="http://schemas.microsoft.com/office/drawing/2015/9/8/chartex" xmlns:cx2="http://schemas.microsoft.com/office/drawing/2015/10/21/chartex" xmlns:cx3="http://schemas.microsoft.com/office/drawing/2016/5/9/chartex" xmlns:cx4="http://schemas.microsoft.com/office/drawing/2016/5/10/chartex" xmlns:cx5="http://schemas.microsoft.com/office/drawing/2016/5/11/chartex" xmlns:cx6="http://schemas.microsoft.com/office/drawing/2016/5/12/chartex" xmlns:cx7="http://schemas.microsoft.com/office/drawing/2016/5/13/chartex" xmlns:cx8="http://schemas.microsoft.com/office/drawing/2016/5/14/chartex" xmlns:mc="http://schemas.openxmlformats.org/markup-compatibility/2006" xmlns:aink="http://schemas.microsoft.com/office/drawing/2016/ink" xmlns:am3d="http://schemas.microsoft.com/office/drawing/2017/model3d" xmlns:o="urn:schemas-microsoft-com:office:office" xmlns:oel="http://schemas.microsoft.com/office/2019/extlst" xmlns:r="http://schemas.openxmlformats.org/officeDocument/2006/relationships" xmlns:m="http://schemas.openxmlformats.org/officeDocument/2006/math" xmlns:v="urn:schemas-microsoft-com:vml" xmlns:wp14="http://schemas.microsoft.com/office/word/2010/wordprocessingDrawing" xmlns:wp="http://schemas.openxmlformats.org/drawingml/2006/wordprocessingDrawing" xmlns:w10="urn:schemas-microsoft-com:office:word" xmlns:w="http://schemas.openxmlformats.org/wordprocessingml/2006/main" xmlns:w14="http://schemas.microsoft.com/office/word/2010/wordml" xmlns:w15="http://schemas.microsoft.com/office/word/2012/wordml" xmlns:w16cex="http://schemas.microsoft.com/office/word/2018/wordml/cex" xmlns:w16cid="http://schemas.microsoft.com/office/word/2016/wordml/cid" xmlns:w16="http://schemas.microsoft.com/office/word/2018/wordml" xmlns:w16du="http://schemas.microsoft.com/office/word/2023/wordml/word16du" xmlns:w16sdtdh="http://schemas.microsoft.com/office/word/2020/wordml/sdtdatahash" xmlns:w16sdtfl="http://schemas.microsoft.com/office/word/2024/wordml/sdtformatlock" xmlns:w16se="http://schemas.microsoft.com/office/word/2015/wordml/symex" xmlns:wpg="http://schemas.microsoft.com/office/word/2010/wordprocessingGroup" xmlns:wpi="http://schemas.microsoft.com/office/word/2010/wordprocessingInk" xmlns:wne="http://schemas.microsoft.com/office/word/2006/wordml" xmlns:wps="http://schemas.microsoft.com/office/word/2010/wordprocessingShape" mc:Ignorable="w14 w15 w16se w16cid w16 w16cex w16sdtdh w16sdtfl w16du wp14">
+<w:hdr xmlns:wpc="http://schemas.microsoft.com/office/word/2010/wordprocessingCanvas" xmlns:cx="http://schemas.microsoft.com/office/drawing/2014/chartex" xmlns:cx1="http://schemas.microsoft.com/office/drawing/2015/9/8/chartex" xmlns:cx2="http://schemas.microsoft.com/office/drawing/2015/10/21/chartex" xmlns:cx3="http://schemas.microsoft.com/office/drawing/2016/5/9/chartex" xmlns:cx4="http://schemas.microsoft.com/office/drawing/2016/5/10/chartex" xmlns:cx5="http://schemas.microsoft.com/office/drawing/2016/5/11/chartex" xmlns:cx6="http://schemas.microsoft.com/office/drawing/2016/5/12/chartex" xmlns:cx7="http://schemas.microsoft.com/office/drawing/2016/5/13/chartex" xmlns:cx8="http://schemas.microsoft.com/office/drawing/2016/5/14/chartex" xmlns:mc="http://schemas.openxmlformats.org/markup-compatibility/2006" xmlns:aink="http://schemas.microsoft.com/office/drawing/2016/ink" xmlns:am3d="http://schemas.microsoft.com/office/drawing/2017/model3d" xmlns:o="urn:schemas-microsoft-com:office:office" xmlns:r="http://schemas.openxmlformats.org/officeDocument/2006/relationships" xmlns:m="http://schemas.openxmlformats.org/officeDocument/2006/math" xmlns:v="urn:schemas-microsoft-com:vml" xmlns:wp14="http://schemas.microsoft.com/office/word/2010/wordprocessingDrawing" xmlns:wp="http://schemas.openxmlformats.org/drawingml/2006/wordprocessingDrawing" xmlns:w10="urn:schemas-microsoft-com:office:word" xmlns:w="http://schemas.openxmlformats.org/wordprocessingml/2006/main" xmlns:w14="http://schemas.microsoft.com/office/word/2010/wordml" xmlns:w15="http://schemas.microsoft.com/office/word/2012/wordml" xmlns:w16cex="http://schemas.microsoft.com/office/word/2018/wordml/cex" xmlns:w16cid="http://schemas.microsoft.com/office/word/2016/wordml/cid" xmlns:w16="http://schemas.microsoft.com/office/word/2018/wordml" xmlns:w16sdtdh="http://schemas.microsoft.com/office/word/2020/wordml/sdtdatahash" xmlns:w16se="http://schemas.microsoft.com/office/word/2015/wordml/symex" xmlns:wpg="http://schemas.microsoft.com/office/word/2010/wordprocessingGroup" xmlns:wpi="http://schemas.microsoft.com/office/word/2010/wordprocessingInk" xmlns:wne="http://schemas.microsoft.com/office/word/2006/wordml" xmlns:wps="http://schemas.microsoft.com/office/word/2010/wordprocessingShape" mc:Ignorable="w14 w15 w16se w16cid w16 w16cex w16sdtdh wp14">
   <w:p>
     <w:pPr>
       <w:pStyle w:val="Encabezado"/>
@@ -23428,7 +23813,7 @@
 </file>
 
 <file path=word/numbering.xml><?xml version="1.0" encoding="utf-8"?>
-<w:numbering xmlns:wpc="http://schemas.microsoft.com/office/word/2010/wordprocessingCanvas" xmlns:cx="http://schemas.microsoft.com/office/drawing/2014/chartex" xmlns:cx1="http://schemas.microsoft.com/office/drawing/2015/9/8/chartex" xmlns:cx2="http://schemas.microsoft.com/office/drawing/2015/10/21/chartex" xmlns:cx3="http://schemas.microsoft.com/office/drawing/2016/5/9/chartex" xmlns:cx4="http://schemas.microsoft.com/office/drawing/2016/5/10/chartex" xmlns:cx5="http://schemas.microsoft.com/office/drawing/2016/5/11/chartex" xmlns:cx6="http://schemas.microsoft.com/office/drawing/2016/5/12/chartex" xmlns:cx7="http://schemas.microsoft.com/office/drawing/2016/5/13/chartex" xmlns:cx8="http://schemas.microsoft.com/office/drawing/2016/5/14/chartex" xmlns:mc="http://schemas.openxmlformats.org/markup-compatibility/2006" xmlns:aink="http://schemas.microsoft.com/office/drawing/2016/ink" xmlns:am3d="http://schemas.microsoft.com/office/drawing/2017/model3d" xmlns:o="urn:schemas-microsoft-com:office:office" xmlns:oel="http://schemas.microsoft.com/office/2019/extlst" xmlns:r="http://schemas.openxmlformats.org/officeDocument/2006/relationships" xmlns:m="http://schemas.openxmlformats.org/officeDocument/2006/math" xmlns:v="urn:schemas-microsoft-com:vml" xmlns:wp14="http://schemas.microsoft.com/office/word/2010/wordprocessingDrawing" xmlns:wp="http://schemas.openxmlformats.org/drawingml/2006/wordprocessingDrawing" xmlns:w10="urn:schemas-microsoft-com:office:word" xmlns:w="http://schemas.openxmlformats.org/wordprocessingml/2006/main" xmlns:w14="http://schemas.microsoft.com/office/word/2010/wordml" xmlns:w15="http://schemas.microsoft.com/office/word/2012/wordml" xmlns:w16cex="http://schemas.microsoft.com/office/word/2018/wordml/cex" xmlns:w16cid="http://schemas.microsoft.com/office/word/2016/wordml/cid" xmlns:w16="http://schemas.microsoft.com/office/word/2018/wordml" xmlns:w16du="http://schemas.microsoft.com/office/word/2023/wordml/word16du" xmlns:w16sdtdh="http://schemas.microsoft.com/office/word/2020/wordml/sdtdatahash" xmlns:w16sdtfl="http://schemas.microsoft.com/office/word/2024/wordml/sdtformatlock" xmlns:w16se="http://schemas.microsoft.com/office/word/2015/wordml/symex" xmlns:wpg="http://schemas.microsoft.com/office/word/2010/wordprocessingGroup" xmlns:wpi="http://schemas.microsoft.com/office/word/2010/wordprocessingInk" xmlns:wne="http://schemas.microsoft.com/office/word/2006/wordml" xmlns:wps="http://schemas.microsoft.com/office/word/2010/wordprocessingShape" mc:Ignorable="w14 w15 w16se w16cid w16 w16cex w16sdtdh w16sdtfl w16du wp14">
+<w:numbering xmlns:wpc="http://schemas.microsoft.com/office/word/2010/wordprocessingCanvas" xmlns:cx="http://schemas.microsoft.com/office/drawing/2014/chartex" xmlns:cx1="http://schemas.microsoft.com/office/drawing/2015/9/8/chartex" xmlns:cx2="http://schemas.microsoft.com/office/drawing/2015/10/21/chartex" xmlns:cx3="http://schemas.microsoft.com/office/drawing/2016/5/9/chartex" xmlns:cx4="http://schemas.microsoft.com/office/drawing/2016/5/10/chartex" xmlns:cx5="http://schemas.microsoft.com/office/drawing/2016/5/11/chartex" xmlns:cx6="http://schemas.microsoft.com/office/drawing/2016/5/12/chartex" xmlns:cx7="http://schemas.microsoft.com/office/drawing/2016/5/13/chartex" xmlns:cx8="http://schemas.microsoft.com/office/drawing/2016/5/14/chartex" xmlns:mc="http://schemas.openxmlformats.org/markup-compatibility/2006" xmlns:aink="http://schemas.microsoft.com/office/drawing/2016/ink" xmlns:am3d="http://schemas.microsoft.com/office/drawing/2017/model3d" xmlns:o="urn:schemas-microsoft-com:office:office" xmlns:r="http://schemas.openxmlformats.org/officeDocument/2006/relationships" xmlns:m="http://schemas.openxmlformats.org/officeDocument/2006/math" xmlns:v="urn:schemas-microsoft-com:vml" xmlns:wp14="http://schemas.microsoft.com/office/word/2010/wordprocessingDrawing" xmlns:wp="http://schemas.openxmlformats.org/drawingml/2006/wordprocessingDrawing" xmlns:w10="urn:schemas-microsoft-com:office:word" xmlns:w="http://schemas.openxmlformats.org/wordprocessingml/2006/main" xmlns:w14="http://schemas.microsoft.com/office/word/2010/wordml" xmlns:w15="http://schemas.microsoft.com/office/word/2012/wordml" xmlns:w16cex="http://schemas.microsoft.com/office/word/2018/wordml/cex" xmlns:w16cid="http://schemas.microsoft.com/office/word/2016/wordml/cid" xmlns:w16="http://schemas.microsoft.com/office/word/2018/wordml" xmlns:w16sdtdh="http://schemas.microsoft.com/office/word/2020/wordml/sdtdatahash" xmlns:w16se="http://schemas.microsoft.com/office/word/2015/wordml/symex" xmlns:wpg="http://schemas.microsoft.com/office/word/2010/wordprocessingGroup" xmlns:wpi="http://schemas.microsoft.com/office/word/2010/wordprocessingInk" xmlns:wne="http://schemas.microsoft.com/office/word/2006/wordml" xmlns:wps="http://schemas.microsoft.com/office/word/2010/wordprocessingShape" mc:Ignorable="w14 w15 w16se w16cid w16 w16cex w16sdtdh wp14">
   <w:abstractNum w:abstractNumId="0" w15:restartNumberingAfterBreak="0">
     <w:nsid w:val="FFFFFF89"/>
     <w:multiLevelType w:val="singleLevel"/>
@@ -28275,139 +28660,139 @@
       </w:rPr>
     </w:lvl>
   </w:abstractNum>
-  <w:num w:numId="1" w16cid:durableId="1778020817">
+  <w:num w:numId="1">
     <w:abstractNumId w:val="0"/>
   </w:num>
-  <w:num w:numId="2" w16cid:durableId="1800799038">
+  <w:num w:numId="2">
     <w:abstractNumId w:val="8"/>
   </w:num>
-  <w:num w:numId="3" w16cid:durableId="225386425">
+  <w:num w:numId="3">
     <w:abstractNumId w:val="30"/>
   </w:num>
-  <w:num w:numId="4" w16cid:durableId="834301124">
+  <w:num w:numId="4">
     <w:abstractNumId w:val="16"/>
   </w:num>
-  <w:num w:numId="5" w16cid:durableId="7680213">
+  <w:num w:numId="5">
     <w:abstractNumId w:val="23"/>
   </w:num>
-  <w:num w:numId="6" w16cid:durableId="374161398">
+  <w:num w:numId="6">
     <w:abstractNumId w:val="42"/>
   </w:num>
-  <w:num w:numId="7" w16cid:durableId="469981035">
+  <w:num w:numId="7">
     <w:abstractNumId w:val="35"/>
   </w:num>
-  <w:num w:numId="8" w16cid:durableId="1094397303">
+  <w:num w:numId="8">
     <w:abstractNumId w:val="33"/>
   </w:num>
-  <w:num w:numId="9" w16cid:durableId="372772577">
+  <w:num w:numId="9">
     <w:abstractNumId w:val="27"/>
   </w:num>
-  <w:num w:numId="10" w16cid:durableId="1337607829">
+  <w:num w:numId="10">
     <w:abstractNumId w:val="37"/>
   </w:num>
-  <w:num w:numId="11" w16cid:durableId="387731744">
+  <w:num w:numId="11">
     <w:abstractNumId w:val="3"/>
   </w:num>
-  <w:num w:numId="12" w16cid:durableId="1115367400">
+  <w:num w:numId="12">
     <w:abstractNumId w:val="10"/>
   </w:num>
-  <w:num w:numId="13" w16cid:durableId="1697850542">
+  <w:num w:numId="13">
     <w:abstractNumId w:val="12"/>
   </w:num>
-  <w:num w:numId="14" w16cid:durableId="1461265072">
+  <w:num w:numId="14">
     <w:abstractNumId w:val="1"/>
   </w:num>
-  <w:num w:numId="15" w16cid:durableId="2038192883">
+  <w:num w:numId="15">
     <w:abstractNumId w:val="6"/>
   </w:num>
-  <w:num w:numId="16" w16cid:durableId="895778547">
+  <w:num w:numId="16">
     <w:abstractNumId w:val="29"/>
   </w:num>
-  <w:num w:numId="17" w16cid:durableId="768164185">
+  <w:num w:numId="17">
     <w:abstractNumId w:val="18"/>
   </w:num>
-  <w:num w:numId="18" w16cid:durableId="2093039465">
+  <w:num w:numId="18">
     <w:abstractNumId w:val="9"/>
   </w:num>
-  <w:num w:numId="19" w16cid:durableId="2037802891">
+  <w:num w:numId="19">
     <w:abstractNumId w:val="40"/>
   </w:num>
-  <w:num w:numId="20" w16cid:durableId="2046952159">
+  <w:num w:numId="20">
     <w:abstractNumId w:val="44"/>
   </w:num>
-  <w:num w:numId="21" w16cid:durableId="150996635">
+  <w:num w:numId="21">
     <w:abstractNumId w:val="38"/>
   </w:num>
-  <w:num w:numId="22" w16cid:durableId="607346728">
+  <w:num w:numId="22">
     <w:abstractNumId w:val="21"/>
   </w:num>
-  <w:num w:numId="23" w16cid:durableId="1392658077">
+  <w:num w:numId="23">
     <w:abstractNumId w:val="36"/>
   </w:num>
-  <w:num w:numId="24" w16cid:durableId="1328249958">
+  <w:num w:numId="24">
     <w:abstractNumId w:val="25"/>
   </w:num>
-  <w:num w:numId="25" w16cid:durableId="2095082470">
+  <w:num w:numId="25">
     <w:abstractNumId w:val="31"/>
   </w:num>
-  <w:num w:numId="26" w16cid:durableId="738752095">
+  <w:num w:numId="26">
     <w:abstractNumId w:val="7"/>
   </w:num>
-  <w:num w:numId="27" w16cid:durableId="362945841">
+  <w:num w:numId="27">
     <w:abstractNumId w:val="11"/>
   </w:num>
-  <w:num w:numId="28" w16cid:durableId="1607083551">
+  <w:num w:numId="28">
     <w:abstractNumId w:val="15"/>
   </w:num>
-  <w:num w:numId="29" w16cid:durableId="1814256744">
+  <w:num w:numId="29">
     <w:abstractNumId w:val="24"/>
   </w:num>
-  <w:num w:numId="30" w16cid:durableId="1545407230">
+  <w:num w:numId="30">
     <w:abstractNumId w:val="4"/>
   </w:num>
-  <w:num w:numId="31" w16cid:durableId="1089738539">
+  <w:num w:numId="31">
     <w:abstractNumId w:val="26"/>
   </w:num>
-  <w:num w:numId="32" w16cid:durableId="1087340502">
+  <w:num w:numId="32">
     <w:abstractNumId w:val="14"/>
   </w:num>
-  <w:num w:numId="33" w16cid:durableId="505949736">
+  <w:num w:numId="33">
     <w:abstractNumId w:val="5"/>
   </w:num>
-  <w:num w:numId="34" w16cid:durableId="803160289">
+  <w:num w:numId="34">
     <w:abstractNumId w:val="22"/>
   </w:num>
-  <w:num w:numId="35" w16cid:durableId="934242464">
+  <w:num w:numId="35">
     <w:abstractNumId w:val="19"/>
   </w:num>
-  <w:num w:numId="36" w16cid:durableId="243497285">
+  <w:num w:numId="36">
     <w:abstractNumId w:val="41"/>
   </w:num>
-  <w:num w:numId="37" w16cid:durableId="220294679">
+  <w:num w:numId="37">
     <w:abstractNumId w:val="28"/>
   </w:num>
-  <w:num w:numId="38" w16cid:durableId="1816948486">
+  <w:num w:numId="38">
     <w:abstractNumId w:val="13"/>
   </w:num>
-  <w:num w:numId="39" w16cid:durableId="593394566">
+  <w:num w:numId="39">
     <w:abstractNumId w:val="39"/>
   </w:num>
-  <w:num w:numId="40" w16cid:durableId="873076838">
+  <w:num w:numId="40">
     <w:abstractNumId w:val="20"/>
   </w:num>
-  <w:num w:numId="41" w16cid:durableId="925504178">
+  <w:num w:numId="41">
     <w:abstractNumId w:val="43"/>
   </w:num>
-  <w:num w:numId="42" w16cid:durableId="1748382054">
+  <w:num w:numId="42">
     <w:abstractNumId w:val="17"/>
   </w:num>
-  <w:num w:numId="43" w16cid:durableId="31156329">
+  <w:num w:numId="43">
     <w:abstractNumId w:val="34"/>
   </w:num>
-  <w:num w:numId="44" w16cid:durableId="1936091367">
+  <w:num w:numId="44">
     <w:abstractNumId w:val="32"/>
   </w:num>
-  <w:num w:numId="45" w16cid:durableId="1791901412">
+  <w:num w:numId="45">
     <w:abstractNumId w:val="2"/>
   </w:num>
   <w:numIdMacAtCleanup w:val="45"/>
@@ -28415,7 +28800,7 @@
 </file>
 
 <file path=word/styles.xml><?xml version="1.0" encoding="utf-8"?>
-<w:styles xmlns:mc="http://schemas.openxmlformats.org/markup-compatibility/2006" xmlns:r="http://schemas.openxmlformats.org/officeDocument/2006/relationships" xmlns:w="http://schemas.openxmlformats.org/wordprocessingml/2006/main" xmlns:w14="http://schemas.microsoft.com/office/word/2010/wordml" xmlns:w15="http://schemas.microsoft.com/office/word/2012/wordml" xmlns:w16cex="http://schemas.microsoft.com/office/word/2018/wordml/cex" xmlns:w16cid="http://schemas.microsoft.com/office/word/2016/wordml/cid" xmlns:w16="http://schemas.microsoft.com/office/word/2018/wordml" xmlns:w16du="http://schemas.microsoft.com/office/word/2023/wordml/word16du" xmlns:w16sdtdh="http://schemas.microsoft.com/office/word/2020/wordml/sdtdatahash" xmlns:w16sdtfl="http://schemas.microsoft.com/office/word/2024/wordml/sdtformatlock" xmlns:w16se="http://schemas.microsoft.com/office/word/2015/wordml/symex" mc:Ignorable="w14 w15 w16se w16cid w16 w16cex w16sdtdh w16sdtfl w16du">
+<w:styles xmlns:mc="http://schemas.openxmlformats.org/markup-compatibility/2006" xmlns:r="http://schemas.openxmlformats.org/officeDocument/2006/relationships" xmlns:w="http://schemas.openxmlformats.org/wordprocessingml/2006/main" xmlns:w14="http://schemas.microsoft.com/office/word/2010/wordml" xmlns:w15="http://schemas.microsoft.com/office/word/2012/wordml" xmlns:w16cex="http://schemas.microsoft.com/office/word/2018/wordml/cex" xmlns:w16cid="http://schemas.microsoft.com/office/word/2016/wordml/cid" xmlns:w16="http://schemas.microsoft.com/office/word/2018/wordml" xmlns:w16sdtdh="http://schemas.microsoft.com/office/word/2020/wordml/sdtdatahash" xmlns:w16se="http://schemas.microsoft.com/office/word/2015/wordml/symex" mc:Ignorable="w14 w15 w16se w16cid w16 w16cex w16sdtdh">
   <w:docDefaults>
     <w:rPrDefault>
       <w:rPr>
@@ -29762,7 +30147,7 @@
       </w:rPr>
     </w:tblStylePr>
   </w:style>
-  <w:style w:type="character" w:styleId="Fuerte">
+  <w:style w:type="character" w:styleId="Textoennegrita">
     <w:name w:val="Strong"/>
     <w:basedOn w:val="Fuentedeprrafopredeter"/>
     <w:uiPriority w:val="22"/>
@@ -30220,6 +30605,10 @@
 </file>
 
 <file path=customXml/item1.xml><?xml version="1.0" encoding="utf-8"?>
+<b:Sources xmlns:b="http://schemas.openxmlformats.org/officeDocument/2006/bibliography" xmlns="http://schemas.openxmlformats.org/officeDocument/2006/bibliography" SelectedStyle="\APASixthEditionOfficeOnline.xsl" StyleName="APA" Version="6"/>
+</file>
+
+<file path=customXml/item2.xml><?xml version="1.0" encoding="utf-8"?>
 <ct:contentTypeSchema xmlns:ct="http://schemas.microsoft.com/office/2006/metadata/contentType" xmlns:ma="http://schemas.microsoft.com/office/2006/metadata/properties/metaAttributes" ct:_="" ma:_="" ma:contentTypeName="Documento" ma:contentTypeID="0x0101006A81D6BD42E8DF4C91013959704817E1" ma:contentTypeVersion="15" ma:contentTypeDescription="Crear nuevo documento." ma:contentTypeScope="" ma:versionID="bf4f72ffd194f0963ff564daca6869f7">
   <xsd:schema xmlns:xsd="http://www.w3.org/2001/XMLSchema" xmlns:xs="http://www.w3.org/2001/XMLSchema" xmlns:p="http://schemas.microsoft.com/office/2006/metadata/properties" xmlns:ns2="13c90a0b-73bc-4dc0-be5f-28d77b615beb" xmlns:ns3="13c93bba-48ce-428c-bfe5-88b42c19b028" targetNamespace="http://schemas.microsoft.com/office/2006/metadata/properties" ma:root="true" ma:fieldsID="8718d6f4873a5b1392a45044efa78385" ns2:_="" ns3:_="">
     <xsd:import namespace="13c90a0b-73bc-4dc0-be5f-28d77b615beb"/>
@@ -30454,20 +30843,7 @@
 </ct:contentTypeSchema>
 </file>
 
-<file path=customXml/item2.xml><?xml version="1.0" encoding="utf-8"?>
-<b:Sources xmlns:b="http://schemas.openxmlformats.org/officeDocument/2006/bibliography" xmlns="http://schemas.openxmlformats.org/officeDocument/2006/bibliography" SelectedStyle="\APASixthEditionOfficeOnline.xsl" StyleName="APA" Version="6"/>
-</file>
-
 <file path=customXml/item3.xml><?xml version="1.0" encoding="utf-8"?>
-<?mso-contentType ?>
-<FormTemplates xmlns="http://schemas.microsoft.com/sharepoint/v3/contenttype/forms">
-  <Display>DocumentLibraryForm</Display>
-  <Edit>DocumentLibraryForm</Edit>
-  <New>DocumentLibraryForm</New>
-</FormTemplates>
-</file>
-
-<file path=customXml/item4.xml><?xml version="1.0" encoding="utf-8"?>
 <p:properties xmlns:p="http://schemas.microsoft.com/office/2006/metadata/properties" xmlns:xsi="http://www.w3.org/2001/XMLSchema-instance" xmlns:pc="http://schemas.microsoft.com/office/infopath/2007/PartnerControls">
   <documentManagement>
     <TaxCatchAll xmlns="13c90a0b-73bc-4dc0-be5f-28d77b615beb" xsi:nil="true"/>
@@ -30478,7 +30854,24 @@
 </p:properties>
 </file>
 
+<file path=customXml/item4.xml><?xml version="1.0" encoding="utf-8"?>
+<?mso-contentType ?>
+<FormTemplates xmlns="http://schemas.microsoft.com/sharepoint/v3/contenttype/forms">
+  <Display>DocumentLibraryForm</Display>
+  <Edit>DocumentLibraryForm</Edit>
+  <New>DocumentLibraryForm</New>
+</FormTemplates>
+</file>
+
 <file path=customXml/itemProps1.xml><?xml version="1.0" encoding="utf-8"?>
+<ds:datastoreItem xmlns:ds="http://schemas.openxmlformats.org/officeDocument/2006/customXml" ds:itemID="{EAE431FD-7059-4C09-804B-C9D69EB7B213}">
+  <ds:schemaRefs>
+    <ds:schemaRef ds:uri="http://schemas.openxmlformats.org/officeDocument/2006/bibliography"/>
+  </ds:schemaRefs>
+</ds:datastoreItem>
+</file>
+
+<file path=customXml/itemProps2.xml><?xml version="1.0" encoding="utf-8"?>
 <ds:datastoreItem xmlns:ds="http://schemas.openxmlformats.org/officeDocument/2006/customXml" ds:itemID="{9E626D4C-EA4B-4EEC-A426-7B2706462D0D}">
   <ds:schemaRefs>
     <ds:schemaRef ds:uri="http://schemas.microsoft.com/office/2006/metadata/contentType"/>
@@ -30497,23 +30890,7 @@
 </ds:datastoreItem>
 </file>
 
-<file path=customXml/itemProps2.xml><?xml version="1.0" encoding="utf-8"?>
-<ds:datastoreItem xmlns:ds="http://schemas.openxmlformats.org/officeDocument/2006/customXml" ds:itemID="{EAE431FD-7059-4C09-804B-C9D69EB7B213}">
-  <ds:schemaRefs>
-    <ds:schemaRef ds:uri="http://schemas.openxmlformats.org/officeDocument/2006/bibliography"/>
-  </ds:schemaRefs>
-</ds:datastoreItem>
-</file>
-
 <file path=customXml/itemProps3.xml><?xml version="1.0" encoding="utf-8"?>
-<ds:datastoreItem xmlns:ds="http://schemas.openxmlformats.org/officeDocument/2006/customXml" ds:itemID="{10663269-2064-4804-8290-36D4A57F5557}">
-  <ds:schemaRefs>
-    <ds:schemaRef ds:uri="http://schemas.microsoft.com/sharepoint/v3/contenttype/forms"/>
-  </ds:schemaRefs>
-</ds:datastoreItem>
-</file>
-
-<file path=customXml/itemProps4.xml><?xml version="1.0" encoding="utf-8"?>
 <ds:datastoreItem xmlns:ds="http://schemas.openxmlformats.org/officeDocument/2006/customXml" ds:itemID="{1279454D-02BE-4A9C-A117-DCD1573E2608}">
   <ds:schemaRefs>
     <ds:schemaRef ds:uri="http://schemas.microsoft.com/office/2006/metadata/properties"/>
@@ -30522,4 +30899,12 @@
     <ds:schemaRef ds:uri="13c93bba-48ce-428c-bfe5-88b42c19b028"/>
   </ds:schemaRefs>
 </ds:datastoreItem>
+</file>
+
+<file path=customXml/itemProps4.xml><?xml version="1.0" encoding="utf-8"?>
+<ds:datastoreItem xmlns:ds="http://schemas.openxmlformats.org/officeDocument/2006/customXml" ds:itemID="{10663269-2064-4804-8290-36D4A57F5557}">
+  <ds:schemaRefs>
+    <ds:schemaRef ds:uri="http://schemas.microsoft.com/sharepoint/v3/contenttype/forms"/>
+  </ds:schemaRefs>
+</ds:datastoreItem>
 </file>